--- a/experiments/report_machine/office/output/全聚德/20260729_全聚德_midday.docx
+++ b/experiments/report_machine/office/output/全聚德/20260729_全聚德_midday.docx
@@ -2,6 +2,14 @@
 <file path=word/document.xml><?xml version="1.0" encoding="utf-8"?>
 <w:document xmlns:wpc="http://schemas.microsoft.com/office/word/2010/wordprocessingCanvas" xmlns:mo="http://schemas.microsoft.com/office/mac/office/2008/main" xmlns:mc="http://schemas.openxmlformats.org/markup-compatibility/2006" xmlns:mv="urn:schemas-microsoft-com:mac:vml" xmlns:o="urn:schemas-microsoft-com:office:office" xmlns:r="http://schemas.openxmlformats.org/officeDocument/2006/relationships" xmlns:m="http://schemas.openxmlformats.org/officeDocument/2006/math" xmlns:v="urn:schemas-microsoft-com:vml" xmlns:wp14="http://schemas.microsoft.com/office/word/2010/wordprocessingDrawing" xmlns:wp="http://schemas.openxmlformats.org/drawingml/2006/wordprocessingDrawing" xmlns:w10="urn:schemas-microsoft-com:office:word" xmlns:w="http://schemas.openxmlformats.org/wordprocessingml/2006/main" xmlns:w14="http://schemas.microsoft.com/office/word/2010/wordml" xmlns:wpg="http://schemas.microsoft.com/office/word/2010/wordprocessingGroup" xmlns:wpi="http://schemas.microsoft.com/office/word/2010/wordprocessingInk" xmlns:wne="http://schemas.microsoft.com/office/word/2006/wordml" xmlns:wps="http://schemas.microsoft.com/office/word/2010/wordprocessingShape" mc:Ignorable="w14 wp14">
   <w:body>
+    <w:p>
+      <w:pPr>
+        <w:spacing w:before="240" w:after="240"/>
+        <w:pBdr>
+          <w:bottom w:val="single" w:sz="4" w:space="1" w:color="D0D7DE"/>
+        </w:pBdr>
+      </w:pPr>
+    </w:p>
     <w:p>
       <w:pPr>
         <w:spacing w:before="480" w:after="80" w:line="288" w:lineRule="auto"/>
@@ -23,50 +31,16 @@
       <w:r>
         <w:rPr>
           <w:rFonts w:ascii="Microsoft YaHei" w:hAnsi="Microsoft YaHei"/>
-        </w:rPr>
-        <w:t xml:space="preserve">&gt; </w:t>
-      </w:r>
-      <w:r>
-        <w:rPr>
-          <w:rFonts w:ascii="Microsoft YaHei" w:hAnsi="Microsoft YaHei"/>
           <w:b/>
           <w:color w:val="1A1A1A"/>
         </w:rPr>
-        <w:t>数据截止时间</w:t>
+        <w:t>数据截止</w:t>
       </w:r>
       <w:r>
         <w:rPr>
           <w:rFonts w:ascii="Microsoft YaHei" w:hAnsi="Microsoft YaHei"/>
         </w:rPr>
-        <w:t xml:space="preserve">: 2026年7月29日 11:30 | </w:t>
-      </w:r>
-      <w:r>
-        <w:rPr>
-          <w:rFonts w:ascii="Microsoft YaHei" w:hAnsi="Microsoft YaHei"/>
-          <w:b/>
-          <w:color w:val="1A1A1A"/>
-        </w:rPr>
-        <w:t>当前价</w:t>
-      </w:r>
-      <w:r>
-        <w:rPr>
-          <w:rFonts w:ascii="Microsoft YaHei" w:hAnsi="Microsoft YaHei"/>
-        </w:rPr>
-        <w:t xml:space="preserve">: 8.83元 | </w:t>
-      </w:r>
-      <w:r>
-        <w:rPr>
-          <w:rFonts w:ascii="Microsoft YaHei" w:hAnsi="Microsoft YaHei"/>
-          <w:b/>
-          <w:color w:val="1A1A1A"/>
-        </w:rPr>
-        <w:t>涨跌幅</w:t>
-      </w:r>
-      <w:r>
-        <w:rPr>
-          <w:rFonts w:ascii="Microsoft YaHei" w:hAnsi="Microsoft YaHei"/>
-        </w:rPr>
-        <w:t>: -1.34%</w:t>
+        <w:t>：2026-07-29 11:30</w:t>
       </w:r>
     </w:p>
     <w:p>
@@ -91,7 +65,7 @@
           <w:color w:val="1A1A1A"/>
           <w:sz w:val="28"/>
         </w:rPr>
-        <w:t>一、市场概况</w:t>
+        <w:t>市场概况</w:t>
       </w:r>
     </w:p>
     <w:p>
@@ -99,7 +73,7 @@
         <w:rPr>
           <w:rFonts w:ascii="Microsoft YaHei" w:hAnsi="Microsoft YaHei"/>
         </w:rPr>
-        <w:t>今日早盘市场探底回升，三大指数悉数翻红。截至午间收盘，沪指涨0.17%，创业板指涨逾1%，全市场上涨个股近</w:t>
+        <w:t xml:space="preserve">今日全市场情绪高涨，三大指数盘中探底回升后悉数翻红，上涨个股近 </w:t>
       </w:r>
       <w:r>
         <w:rPr>
@@ -113,83 +87,7 @@
         <w:rPr>
           <w:rFonts w:ascii="Microsoft YaHei" w:hAnsi="Microsoft YaHei"/>
         </w:rPr>
-        <w:t>。食品饮料、教育、零售等泛消费方向领涨，市场情绪明显回暖。</w:t>
-      </w:r>
-    </w:p>
-    <w:p>
-      <w:pPr>
-        <w:pStyle w:val="ListBullet"/>
-      </w:pPr>
-      <w:r>
-        <w:rPr>
-          <w:rFonts w:ascii="Microsoft YaHei" w:hAnsi="Microsoft YaHei"/>
-          <w:b/>
-          <w:color w:val="1A1A1A"/>
-        </w:rPr>
-        <w:t>全市场涨跌分布</w:t>
-      </w:r>
-      <w:r>
-        <w:rPr>
-          <w:rFonts w:ascii="Microsoft YaHei" w:hAnsi="Microsoft YaHei"/>
-        </w:rPr>
-        <w:t>: 上涨3407家 / 下跌2025家 / 涨停57家 / 跌停18家</w:t>
-      </w:r>
-    </w:p>
-    <w:p>
-      <w:pPr>
-        <w:pStyle w:val="ListBullet"/>
-      </w:pPr>
-      <w:r>
-        <w:rPr>
-          <w:rFonts w:ascii="Microsoft YaHei" w:hAnsi="Microsoft YaHei"/>
-          <w:b/>
-          <w:color w:val="1A1A1A"/>
-        </w:rPr>
-        <w:t>市场热度指数</w:t>
-      </w:r>
-      <w:r>
-        <w:rPr>
-          <w:rFonts w:ascii="Microsoft YaHei" w:hAnsi="Microsoft YaHei"/>
-        </w:rPr>
-        <w:t>: 56（偏高）</w:t>
-      </w:r>
-    </w:p>
-    <w:p>
-      <w:pPr>
-        <w:pStyle w:val="ListBullet"/>
-      </w:pPr>
-      <w:r>
-        <w:rPr>
-          <w:rFonts w:ascii="Microsoft YaHei" w:hAnsi="Microsoft YaHei"/>
-          <w:b/>
-          <w:color w:val="1A1A1A"/>
-        </w:rPr>
-        <w:t>赚钱效应</w:t>
-      </w:r>
-      <w:r>
-        <w:rPr>
-          <w:rFonts w:ascii="Microsoft YaHei" w:hAnsi="Microsoft YaHei"/>
-        </w:rPr>
-        <w:t>: 46%（涨幅集中在1%~2%区间）</w:t>
-      </w:r>
-    </w:p>
-    <w:p>
-      <w:pPr>
-        <w:pStyle w:val="ListBullet"/>
-      </w:pPr>
-      <w:r>
-        <w:rPr>
-          <w:rFonts w:ascii="Microsoft YaHei" w:hAnsi="Microsoft YaHei"/>
-          <w:b/>
-          <w:color w:val="1A1A1A"/>
-        </w:rPr>
-        <w:t>板块结构</w:t>
-      </w:r>
-      <w:r>
-        <w:rPr>
-          <w:rFonts w:ascii="Microsoft YaHei" w:hAnsi="Microsoft YaHei"/>
-        </w:rPr>
-        <w:t xml:space="preserve">: 食品饮料板块大涨 </w:t>
+        <w:t>。食品饮料板块领涨全市场（</w:t>
       </w:r>
       <w:r>
         <w:rPr>
@@ -197,29 +95,13 @@
           <w:b/>
           <w:color w:val="1A1A1A"/>
         </w:rPr>
-        <w:t>+2.57%</w:t>
+        <w:t>+2.75%</w:t>
       </w:r>
       <w:r>
         <w:rPr>
           <w:rFonts w:ascii="Microsoft YaHei" w:hAnsi="Microsoft YaHei"/>
         </w:rPr>
-        <w:t>，多只个股涨停（一鸣食品、均瑶健康、欢乐家等）</w:t>
-      </w:r>
-    </w:p>
-    <w:p>
-      <w:r>
-        <w:rPr>
-          <w:rFonts w:ascii="Microsoft YaHei" w:hAnsi="Microsoft YaHei"/>
-          <w:b/>
-          <w:color w:val="1A1A1A"/>
-        </w:rPr>
-        <w:t>关键信号</w:t>
-      </w:r>
-      <w:r>
-        <w:rPr>
-          <w:rFonts w:ascii="Microsoft YaHei" w:hAnsi="Microsoft YaHei"/>
-        </w:rPr>
-        <w:t>: 全聚德所属的食品饮料板块今日领涨全市场，但公司股价逆势下跌</w:t>
+        <w:t xml:space="preserve">），教育、零售、影视传媒等泛消费方向亦表现活跃。市场整体赚钱效应为 </w:t>
       </w:r>
       <w:r>
         <w:rPr>
@@ -227,13 +109,35 @@
           <w:b/>
           <w:color w:val="1A1A1A"/>
         </w:rPr>
-        <w:t>1.34%</w:t>
+        <w:t>51%</w:t>
       </w:r>
       <w:r>
         <w:rPr>
           <w:rFonts w:ascii="Microsoft YaHei" w:hAnsi="Microsoft YaHei"/>
         </w:rPr>
-        <w:t>，与板块走势形成明显背离。</w:t>
+        <w:t>，涨停梯队方面，一板66只（晋级率9%），高度板1只，短线情绪尚可。</w:t>
+      </w:r>
+    </w:p>
+    <w:p>
+      <w:r>
+        <w:rPr>
+          <w:rFonts w:ascii="Microsoft YaHei" w:hAnsi="Microsoft YaHei"/>
+        </w:rPr>
+        <w:t>然而，</w:t>
+      </w:r>
+      <w:r>
+        <w:rPr>
+          <w:rFonts w:ascii="Microsoft YaHei" w:hAnsi="Microsoft YaHei"/>
+          <w:b/>
+          <w:color w:val="1A1A1A"/>
+        </w:rPr>
+        <w:t>全聚德并未受益于这轮消费板块行情</w:t>
+      </w:r>
+      <w:r>
+        <w:rPr>
+          <w:rFonts w:ascii="Microsoft YaHei" w:hAnsi="Microsoft YaHei"/>
+        </w:rPr>
+        <w:t>，在半日交易中逆势走弱，表现明显落后于大盘及所属板块。</w:t>
       </w:r>
     </w:p>
     <w:p>
@@ -258,7 +162,7 @@
           <w:color w:val="1A1A1A"/>
           <w:sz w:val="28"/>
         </w:rPr>
-        <w:t>二、个股分析</w:t>
+        <w:t>个股分析</w:t>
       </w:r>
     </w:p>
     <w:tbl>
@@ -373,6 +277,123 @@
                 <w:rFonts w:ascii="Microsoft YaHei" w:hAnsi="Microsoft YaHei"/>
                 <w:sz w:val="18"/>
               </w:rPr>
+              <w:t>昨收</w:t>
+            </w:r>
+          </w:p>
+        </w:tc>
+        <w:tc>
+          <w:tcPr>
+            <w:tcW w:type="dxa" w:w="4533"/>
+            <w:shd w:fill="F8F9FA" w:val="clear"/>
+          </w:tcPr>
+          <w:p>
+            <w:pPr>
+              <w:spacing w:before="40" w:after="40" w:line="288" w:lineRule="auto"/>
+            </w:pPr>
+            <w:r/>
+            <w:r>
+              <w:rPr>
+                <w:rFonts w:ascii="Microsoft YaHei" w:hAnsi="Microsoft YaHei"/>
+                <w:sz w:val="18"/>
+              </w:rPr>
+              <w:t>8.95元</w:t>
+            </w:r>
+          </w:p>
+        </w:tc>
+      </w:tr>
+      <w:tr>
+        <w:tc>
+          <w:tcPr>
+            <w:tcW w:type="dxa" w:w="4533"/>
+          </w:tcPr>
+          <w:p>
+            <w:pPr>
+              <w:spacing w:before="40" w:after="40" w:line="288" w:lineRule="auto"/>
+            </w:pPr>
+            <w:r/>
+            <w:r>
+              <w:rPr>
+                <w:rFonts w:ascii="Microsoft YaHei" w:hAnsi="Microsoft YaHei"/>
+                <w:sz w:val="18"/>
+              </w:rPr>
+              <w:t>开盘价</w:t>
+            </w:r>
+          </w:p>
+        </w:tc>
+        <w:tc>
+          <w:tcPr>
+            <w:tcW w:type="dxa" w:w="4533"/>
+          </w:tcPr>
+          <w:p>
+            <w:pPr>
+              <w:spacing w:before="40" w:after="40" w:line="288" w:lineRule="auto"/>
+            </w:pPr>
+            <w:r/>
+            <w:r>
+              <w:rPr>
+                <w:rFonts w:ascii="Microsoft YaHei" w:hAnsi="Microsoft YaHei"/>
+                <w:sz w:val="18"/>
+              </w:rPr>
+              <w:t>8.97元</w:t>
+            </w:r>
+          </w:p>
+        </w:tc>
+      </w:tr>
+      <w:tr>
+        <w:tc>
+          <w:tcPr>
+            <w:tcW w:type="dxa" w:w="4533"/>
+            <w:shd w:fill="F8F9FA" w:val="clear"/>
+          </w:tcPr>
+          <w:p>
+            <w:pPr>
+              <w:spacing w:before="40" w:after="40" w:line="288" w:lineRule="auto"/>
+            </w:pPr>
+            <w:r/>
+            <w:r>
+              <w:rPr>
+                <w:rFonts w:ascii="Microsoft YaHei" w:hAnsi="Microsoft YaHei"/>
+                <w:sz w:val="18"/>
+              </w:rPr>
+              <w:t>最高/最低</w:t>
+            </w:r>
+          </w:p>
+        </w:tc>
+        <w:tc>
+          <w:tcPr>
+            <w:tcW w:type="dxa" w:w="4533"/>
+            <w:shd w:fill="F8F9FA" w:val="clear"/>
+          </w:tcPr>
+          <w:p>
+            <w:pPr>
+              <w:spacing w:before="40" w:after="40" w:line="288" w:lineRule="auto"/>
+            </w:pPr>
+            <w:r/>
+            <w:r>
+              <w:rPr>
+                <w:rFonts w:ascii="Microsoft YaHei" w:hAnsi="Microsoft YaHei"/>
+                <w:sz w:val="18"/>
+              </w:rPr>
+              <w:t>9.10 / 8.73</w:t>
+            </w:r>
+          </w:p>
+        </w:tc>
+      </w:tr>
+      <w:tr>
+        <w:tc>
+          <w:tcPr>
+            <w:tcW w:type="dxa" w:w="4533"/>
+          </w:tcPr>
+          <w:p>
+            <w:pPr>
+              <w:spacing w:before="40" w:after="40" w:line="288" w:lineRule="auto"/>
+            </w:pPr>
+            <w:r/>
+            <w:r>
+              <w:rPr>
+                <w:rFonts w:ascii="Microsoft YaHei" w:hAnsi="Microsoft YaHei"/>
+                <w:sz w:val="18"/>
+              </w:rPr>
               <w:t>涨跌幅</w:t>
             </w:r>
           </w:p>
@@ -380,7 +401,6 @@
         <w:tc>
           <w:tcPr>
             <w:tcW w:type="dxa" w:w="4533"/>
-            <w:shd w:fill="F8F9FA" w:val="clear"/>
           </w:tcPr>
           <w:p>
             <w:pPr>
@@ -403,6 +423,7 @@
         <w:tc>
           <w:tcPr>
             <w:tcW w:type="dxa" w:w="4533"/>
+            <w:shd w:fill="F8F9FA" w:val="clear"/>
           </w:tcPr>
           <w:p>
             <w:pPr>
@@ -414,7 +435,46 @@
                 <w:rFonts w:ascii="Microsoft YaHei" w:hAnsi="Microsoft YaHei"/>
                 <w:sz w:val="18"/>
               </w:rPr>
-              <w:t>开盘/最高/最低</w:t>
+              <w:t>成交量（手）</w:t>
+            </w:r>
+          </w:p>
+        </w:tc>
+        <w:tc>
+          <w:tcPr>
+            <w:tcW w:type="dxa" w:w="4533"/>
+            <w:shd w:fill="F8F9FA" w:val="clear"/>
+          </w:tcPr>
+          <w:p>
+            <w:pPr>
+              <w:spacing w:before="40" w:after="40" w:line="288" w:lineRule="auto"/>
+            </w:pPr>
+            <w:r/>
+            <w:r>
+              <w:rPr>
+                <w:rFonts w:ascii="Microsoft YaHei" w:hAnsi="Microsoft YaHei"/>
+                <w:sz w:val="18"/>
+              </w:rPr>
+              <w:t>48,897</w:t>
+            </w:r>
+          </w:p>
+        </w:tc>
+      </w:tr>
+      <w:tr>
+        <w:tc>
+          <w:tcPr>
+            <w:tcW w:type="dxa" w:w="4533"/>
+          </w:tcPr>
+          <w:p>
+            <w:pPr>
+              <w:spacing w:before="40" w:after="40" w:line="288" w:lineRule="auto"/>
+            </w:pPr>
+            <w:r/>
+            <w:r>
+              <w:rPr>
+                <w:rFonts w:ascii="Microsoft YaHei" w:hAnsi="Microsoft YaHei"/>
+                <w:sz w:val="18"/>
+              </w:rPr>
+              <w:t>成交额（万元）</w:t>
             </w:r>
           </w:p>
         </w:tc>
@@ -432,7 +492,7 @@
                 <w:rFonts w:ascii="Microsoft YaHei" w:hAnsi="Microsoft YaHei"/>
                 <w:sz w:val="18"/>
               </w:rPr>
-              <w:t>8.97 / 9.10 / 8.73</w:t>
+              <w:t>4,358</w:t>
             </w:r>
           </w:p>
         </w:tc>
@@ -453,7 +513,7 @@
                 <w:rFonts w:ascii="Microsoft YaHei" w:hAnsi="Microsoft YaHei"/>
                 <w:sz w:val="18"/>
               </w:rPr>
-              <w:t>振幅</w:t>
+              <w:t>换手率</w:t>
             </w:r>
           </w:p>
         </w:tc>
@@ -474,7 +534,7 @@
                 <w:color w:val="1A1A1A"/>
                 <w:sz w:val="18"/>
               </w:rPr>
-              <w:t>4.13%</w:t>
+              <w:t>1.59%</w:t>
             </w:r>
           </w:p>
         </w:tc>
@@ -494,7 +554,7 @@
                 <w:rFonts w:ascii="Microsoft YaHei" w:hAnsi="Microsoft YaHei"/>
                 <w:sz w:val="18"/>
               </w:rPr>
-              <w:t>成交量</w:t>
+              <w:t>振幅</w:t>
             </w:r>
           </w:p>
         </w:tc>
@@ -510,89 +570,11 @@
             <w:r>
               <w:rPr>
                 <w:rFonts w:ascii="Microsoft YaHei" w:hAnsi="Microsoft YaHei"/>
-                <w:sz w:val="18"/>
-              </w:rPr>
-              <w:t>48,897手</w:t>
-            </w:r>
-          </w:p>
-        </w:tc>
-      </w:tr>
-      <w:tr>
-        <w:tc>
-          <w:tcPr>
-            <w:tcW w:type="dxa" w:w="4533"/>
-            <w:shd w:fill="F8F9FA" w:val="clear"/>
-          </w:tcPr>
-          <w:p>
-            <w:pPr>
-              <w:spacing w:before="40" w:after="40" w:line="288" w:lineRule="auto"/>
-            </w:pPr>
-            <w:r/>
-            <w:r>
-              <w:rPr>
-                <w:rFonts w:ascii="Microsoft YaHei" w:hAnsi="Microsoft YaHei"/>
-                <w:sz w:val="18"/>
-              </w:rPr>
-              <w:t>成交额</w:t>
-            </w:r>
-          </w:p>
-        </w:tc>
-        <w:tc>
-          <w:tcPr>
-            <w:tcW w:type="dxa" w:w="4533"/>
-            <w:shd w:fill="F8F9FA" w:val="clear"/>
-          </w:tcPr>
-          <w:p>
-            <w:pPr>
-              <w:spacing w:before="40" w:after="40" w:line="288" w:lineRule="auto"/>
-            </w:pPr>
-            <w:r/>
-            <w:r>
-              <w:rPr>
-                <w:rFonts w:ascii="Microsoft YaHei" w:hAnsi="Microsoft YaHei"/>
                 <w:b/>
                 <w:color w:val="1A1A1A"/>
                 <w:sz w:val="18"/>
               </w:rPr>
-              <w:t>4,358万元</w:t>
-            </w:r>
-          </w:p>
-        </w:tc>
-      </w:tr>
-      <w:tr>
-        <w:tc>
-          <w:tcPr>
-            <w:tcW w:type="dxa" w:w="4533"/>
-          </w:tcPr>
-          <w:p>
-            <w:pPr>
-              <w:spacing w:before="40" w:after="40" w:line="288" w:lineRule="auto"/>
-            </w:pPr>
-            <w:r/>
-            <w:r>
-              <w:rPr>
-                <w:rFonts w:ascii="Microsoft YaHei" w:hAnsi="Microsoft YaHei"/>
-                <w:sz w:val="18"/>
-              </w:rPr>
-              <w:t>换手率</w:t>
-            </w:r>
-          </w:p>
-        </w:tc>
-        <w:tc>
-          <w:tcPr>
-            <w:tcW w:type="dxa" w:w="4533"/>
-          </w:tcPr>
-          <w:p>
-            <w:pPr>
-              <w:spacing w:before="40" w:after="40" w:line="288" w:lineRule="auto"/>
-            </w:pPr>
-            <w:r/>
-            <w:r>
-              <w:rPr>
-                <w:rFonts w:ascii="Microsoft YaHei" w:hAnsi="Microsoft YaHei"/>
-                <w:sz w:val="18"/>
-              </w:rPr>
-              <w:t>1.59%（高于前日1.27%）</w:t>
+              <w:t>4.13%</w:t>
             </w:r>
           </w:p>
         </w:tc>
@@ -630,18 +612,9 @@
             <w:r>
               <w:rPr>
                 <w:rFonts w:ascii="Microsoft YaHei" w:hAnsi="Microsoft YaHei"/>
-                <w:b/>
-                <w:color w:val="1A1A1A"/>
                 <w:sz w:val="18"/>
               </w:rPr>
               <w:t>1.22</w:t>
-            </w:r>
-            <w:r>
-              <w:rPr>
-                <w:rFonts w:ascii="Microsoft YaHei" w:hAnsi="Microsoft YaHei"/>
-                <w:sz w:val="18"/>
-              </w:rPr>
-              <w:t>（交投活跃度提升）</w:t>
             </w:r>
           </w:p>
         </w:tc>
@@ -677,6 +650,8 @@
             <w:r>
               <w:rPr>
                 <w:rFonts w:ascii="Microsoft YaHei" w:hAnsi="Microsoft YaHei"/>
+                <w:b/>
+                <w:color w:val="1A1A1A"/>
                 <w:sz w:val="18"/>
               </w:rPr>
               <w:t>99.92倍</w:t>
@@ -755,8 +730,6 @@
             <w:r>
               <w:rPr>
                 <w:rFonts w:ascii="Microsoft YaHei" w:hAnsi="Microsoft YaHei"/>
-                <w:b/>
-                <w:color w:val="1A1A1A"/>
                 <w:sz w:val="18"/>
               </w:rPr>
               <w:t>27.1亿元</w:t>
@@ -770,16 +743,8 @@
       <w:r>
         <w:rPr>
           <w:rFonts w:ascii="Microsoft YaHei" w:hAnsi="Microsoft YaHei"/>
-          <w:b/>
-          <w:color w:val="1A1A1A"/>
         </w:rPr>
-        <w:t>分析要点</w:t>
-      </w:r>
-      <w:r>
-        <w:rPr>
-          <w:rFonts w:ascii="Microsoft YaHei" w:hAnsi="Microsoft YaHei"/>
-        </w:rPr>
-        <w:t>:</w:t>
+        <w:t>核心观察：</w:t>
       </w:r>
     </w:p>
     <w:p>
@@ -790,7 +755,74 @@
         <w:rPr>
           <w:rFonts w:ascii="Microsoft YaHei" w:hAnsi="Microsoft YaHei"/>
         </w:rPr>
-        <w:t>今日高开（8.97元）后冲高至9.10元，随后震荡回落，盘中最低探至8.73元，振幅达</w:t>
+        <w:t xml:space="preserve">全聚德今日高开（8.97元）后一度冲至 </w:t>
+      </w:r>
+      <w:r>
+        <w:rPr>
+          <w:rFonts w:ascii="Microsoft YaHei" w:hAnsi="Microsoft YaHei"/>
+          <w:b/>
+          <w:color w:val="1A1A1A"/>
+        </w:rPr>
+        <w:t>9.10元</w:t>
+      </w:r>
+      <w:r>
+        <w:rPr>
+          <w:rFonts w:ascii="Microsoft YaHei" w:hAnsi="Microsoft YaHei"/>
+        </w:rPr>
+        <w:t xml:space="preserve">（涨幅+1.68%），但随后震荡回落，最低探至 </w:t>
+      </w:r>
+      <w:r>
+        <w:rPr>
+          <w:rFonts w:ascii="Microsoft YaHei" w:hAnsi="Microsoft YaHei"/>
+          <w:b/>
+          <w:color w:val="1A1A1A"/>
+        </w:rPr>
+        <w:t>8.73元</w:t>
+      </w:r>
+      <w:r>
+        <w:rPr>
+          <w:rFonts w:ascii="Microsoft YaHei" w:hAnsi="Microsoft YaHei"/>
+        </w:rPr>
+        <w:t xml:space="preserve">，半日收于8.83元，跌幅 </w:t>
+      </w:r>
+      <w:r>
+        <w:rPr>
+          <w:rFonts w:ascii="Microsoft YaHei" w:hAnsi="Microsoft YaHei"/>
+          <w:b/>
+          <w:color w:val="1A1A1A"/>
+        </w:rPr>
+        <w:t>-1.34%</w:t>
+      </w:r>
+      <w:r>
+        <w:rPr>
+          <w:rFonts w:ascii="Microsoft YaHei" w:hAnsi="Microsoft YaHei"/>
+        </w:rPr>
+        <w:t>。</w:t>
+      </w:r>
+      <w:r>
+        <w:rPr>
+          <w:rFonts w:ascii="Microsoft YaHei" w:hAnsi="Microsoft YaHei"/>
+          <w:b/>
+          <w:color w:val="1A1A1A"/>
+        </w:rPr>
+        <w:t>冲高回落</w:t>
+      </w:r>
+      <w:r>
+        <w:rPr>
+          <w:rFonts w:ascii="Microsoft YaHei" w:hAnsi="Microsoft YaHei"/>
+        </w:rPr>
+        <w:t>的走势表明上方抛压较重。</w:t>
+      </w:r>
+    </w:p>
+    <w:p>
+      <w:pPr>
+        <w:pStyle w:val="ListBullet"/>
+      </w:pPr>
+      <w:r>
+        <w:rPr>
+          <w:rFonts w:ascii="Microsoft YaHei" w:hAnsi="Microsoft YaHei"/>
+        </w:rPr>
+        <w:t xml:space="preserve">振幅 </w:t>
       </w:r>
       <w:r>
         <w:rPr>
@@ -804,7 +836,7 @@
         <w:rPr>
           <w:rFonts w:ascii="Microsoft YaHei" w:hAnsi="Microsoft YaHei"/>
         </w:rPr>
-        <w:t>，多空博弈激烈</w:t>
+        <w:t>，波动幅度较大，多空分歧明显。</w:t>
       </w:r>
     </w:p>
     <w:p>
@@ -815,7 +847,35 @@
         <w:rPr>
           <w:rFonts w:ascii="Microsoft YaHei" w:hAnsi="Microsoft YaHei"/>
         </w:rPr>
-        <w:t>换手率1.59%较前一交易日（1.27%）有所放大，量比1.22显示今日成交活跃度高于近5日均值</w:t>
+        <w:t xml:space="preserve">量比 </w:t>
+      </w:r>
+      <w:r>
+        <w:rPr>
+          <w:rFonts w:ascii="Microsoft YaHei" w:hAnsi="Microsoft YaHei"/>
+          <w:b/>
+          <w:color w:val="1A1A1A"/>
+        </w:rPr>
+        <w:t>1.22</w:t>
+      </w:r>
+      <w:r>
+        <w:rPr>
+          <w:rFonts w:ascii="Microsoft YaHei" w:hAnsi="Microsoft YaHei"/>
+        </w:rPr>
+        <w:t>，成交有所放量，但价的走势与量不匹配，属</w:t>
+      </w:r>
+      <w:r>
+        <w:rPr>
+          <w:rFonts w:ascii="Microsoft YaHei" w:hAnsi="Microsoft YaHei"/>
+          <w:b/>
+          <w:color w:val="1A1A1A"/>
+        </w:rPr>
+        <w:t>放量下跌</w:t>
+      </w:r>
+      <w:r>
+        <w:rPr>
+          <w:rFonts w:ascii="Microsoft YaHei" w:hAnsi="Microsoft YaHei"/>
+        </w:rPr>
+        <w:t>形态。</w:t>
       </w:r>
     </w:p>
     <w:p>
@@ -826,32 +886,7 @@
         <w:rPr>
           <w:rFonts w:ascii="Microsoft YaHei" w:hAnsi="Microsoft YaHei"/>
         </w:rPr>
-        <w:t>外盘22,187手 &lt; 内盘26,710手，内盘占比</w:t>
-      </w:r>
-      <w:r>
-        <w:rPr>
-          <w:rFonts w:ascii="Microsoft YaHei" w:hAnsi="Microsoft YaHei"/>
-          <w:b/>
-          <w:color w:val="1A1A1A"/>
-        </w:rPr>
-        <w:t>54.6%</w:t>
-      </w:r>
-      <w:r>
-        <w:rPr>
-          <w:rFonts w:ascii="Microsoft YaHei" w:hAnsi="Microsoft YaHei"/>
-        </w:rPr>
-        <w:t>，主动性卖盘占优，抛压偏重</w:t>
-      </w:r>
-    </w:p>
-    <w:p>
-      <w:pPr>
-        <w:pStyle w:val="ListBullet"/>
-      </w:pPr>
-      <w:r>
-        <w:rPr>
-          <w:rFonts w:ascii="Microsoft YaHei" w:hAnsi="Microsoft YaHei"/>
-        </w:rPr>
-        <w:t>动态市盈率高达</w:t>
+        <w:t xml:space="preserve">动态市盈率高达 </w:t>
       </w:r>
       <w:r>
         <w:rPr>
@@ -865,7 +900,7 @@
         <w:rPr>
           <w:rFonts w:ascii="Microsoft YaHei" w:hAnsi="Microsoft YaHei"/>
         </w:rPr>
-        <w:t>，估值处于较高水平</w:t>
+        <w:t>，估值压力较为突出，或对资金追涨意愿形成制约。</w:t>
       </w:r>
     </w:p>
     <w:p>
@@ -890,21 +925,7 @@
           <w:color w:val="1A1A1A"/>
           <w:sz w:val="28"/>
         </w:rPr>
-        <w:t>三、资金面</w:t>
-      </w:r>
-    </w:p>
-    <w:p>
-      <w:pPr>
-        <w:spacing w:before="280" w:after="80" w:line="312" w:lineRule="auto"/>
-      </w:pPr>
-      <w:r>
-        <w:rPr>
-          <w:rFonts w:ascii="Microsoft YaHei" w:hAnsi="Microsoft YaHei"/>
-          <w:b/>
-          <w:color w:val="333333"/>
-          <w:sz w:val="24"/>
-        </w:rPr>
-        <w:t>今日午间资金流向（逐分钟统计）</w:t>
+        <w:t>资金面</w:t>
       </w:r>
     </w:p>
     <w:tbl>
@@ -937,7 +958,7 @@
                 <w:color w:val="1A1A1A"/>
                 <w:sz w:val="18"/>
               </w:rPr>
-              <w:t>指标</w:t>
+              <w:t>资金维度</w:t>
             </w:r>
           </w:p>
         </w:tc>
@@ -978,7 +999,7 @@
                 <w:rFonts w:ascii="Microsoft YaHei" w:hAnsi="Microsoft YaHei"/>
                 <w:sz w:val="18"/>
               </w:rPr>
-              <w:t>净流向</w:t>
+              <w:t>今日净流向（逐分钟统计）</w:t>
             </w:r>
           </w:p>
         </w:tc>
@@ -998,7 +1019,7 @@
                 <w:color w:val="1A1A1A"/>
                 <w:sz w:val="18"/>
               </w:rPr>
-              <w:t>净流入 +159.32万元</w:t>
+              <w:t>净流入 +8.70万元</w:t>
             </w:r>
           </w:p>
         </w:tc>
@@ -1019,7 +1040,7 @@
                 <w:rFonts w:ascii="Microsoft YaHei" w:hAnsi="Microsoft YaHei"/>
                 <w:sz w:val="18"/>
               </w:rPr>
-              <w:t>流入分钟数 / 流出分钟数</w:t>
+              <w:t>资金流入/流出分钟数</w:t>
             </w:r>
           </w:p>
         </w:tc>
@@ -1038,7 +1059,7 @@
                 <w:rFonts w:ascii="Microsoft YaHei" w:hAnsi="Microsoft YaHei"/>
                 <w:sz w:val="18"/>
               </w:rPr>
-              <w:t>58分钟 / 53分钟</w:t>
+              <w:t>流入90分钟 / 流出112分钟</w:t>
             </w:r>
           </w:p>
         </w:tc>
@@ -1114,6 +1135,8 @@
             <w:r>
               <w:rPr>
                 <w:rFonts w:ascii="Microsoft YaHei" w:hAnsi="Microsoft YaHei"/>
+                <w:b/>
+                <w:color w:val="1A1A1A"/>
                 <w:sz w:val="18"/>
               </w:rPr>
               <w:t>204.2万元</w:t>
@@ -1121,104 +1144,10 @@
           </w:p>
         </w:tc>
       </w:tr>
-    </w:tbl>
-    <w:p/>
-    <w:p>
-      <w:pPr>
-        <w:spacing w:before="280" w:after="80" w:line="312" w:lineRule="auto"/>
-      </w:pPr>
-      <w:r>
-        <w:rPr>
-          <w:rFonts w:ascii="Microsoft YaHei" w:hAnsi="Microsoft YaHei"/>
-          <w:b/>
-          <w:color w:val="333333"/>
-          <w:sz w:val="24"/>
-        </w:rPr>
-        <w:t>前一日资金细分（元）</w:t>
-      </w:r>
-    </w:p>
-    <w:tbl>
-      <w:tblPr>
-        <w:tblStyle w:val="TableGrid"/>
-        <w:tblW w:type="auto" w:w="0"/>
-        <w:jc w:val="center"/>
-        <w:tblLayout w:type="autofit"/>
-        <w:tblLook w:firstColumn="1" w:firstRow="1" w:lastColumn="0" w:lastRow="0" w:noHBand="0" w:noVBand="1" w:val="04A0"/>
-      </w:tblPr>
-      <w:tblGrid>
-        <w:gridCol w:w="3022"/>
-        <w:gridCol w:w="3022"/>
-        <w:gridCol w:w="3022"/>
-      </w:tblGrid>
       <w:tr>
         <w:tc>
           <w:tcPr>
-            <w:tcW w:type="dxa" w:w="3022"/>
-            <w:shd w:fill="F6F8FA" w:val="clear"/>
-          </w:tcPr>
-          <w:p>
-            <w:pPr>
-              <w:spacing w:before="40" w:after="40" w:line="288" w:lineRule="auto"/>
-            </w:pPr>
-            <w:r/>
-            <w:r>
-              <w:rPr>
-                <w:rFonts w:ascii="Microsoft YaHei" w:hAnsi="Microsoft YaHei"/>
-                <w:b/>
-                <w:color w:val="1A1A1A"/>
-                <w:sz w:val="18"/>
-              </w:rPr>
-              <w:t>类型</w:t>
-            </w:r>
-          </w:p>
-        </w:tc>
-        <w:tc>
-          <w:tcPr>
-            <w:tcW w:type="dxa" w:w="3022"/>
-            <w:shd w:fill="F6F8FA" w:val="clear"/>
-          </w:tcPr>
-          <w:p>
-            <w:pPr>
-              <w:spacing w:before="40" w:after="40" w:line="288" w:lineRule="auto"/>
-            </w:pPr>
-            <w:r/>
-            <w:r>
-              <w:rPr>
-                <w:rFonts w:ascii="Microsoft YaHei" w:hAnsi="Microsoft YaHei"/>
-                <w:b/>
-                <w:color w:val="1A1A1A"/>
-                <w:sz w:val="18"/>
-              </w:rPr>
-              <w:t>净额</w:t>
-            </w:r>
-          </w:p>
-        </w:tc>
-        <w:tc>
-          <w:tcPr>
-            <w:tcW w:type="dxa" w:w="3022"/>
-            <w:shd w:fill="F6F8FA" w:val="clear"/>
-          </w:tcPr>
-          <w:p>
-            <w:pPr>
-              <w:spacing w:before="40" w:after="40" w:line="288" w:lineRule="auto"/>
-            </w:pPr>
-            <w:r/>
-            <w:r>
-              <w:rPr>
-                <w:rFonts w:ascii="Microsoft YaHei" w:hAnsi="Microsoft YaHei"/>
-                <w:b/>
-                <w:color w:val="1A1A1A"/>
-                <w:sz w:val="18"/>
-              </w:rPr>
-              <w:t>解读</w:t>
-            </w:r>
-          </w:p>
-        </w:tc>
-      </w:tr>
-      <w:tr>
-        <w:tc>
-          <w:tcPr>
-            <w:tcW w:type="dxa" w:w="3022"/>
+            <w:tcW w:type="dxa" w:w="4533"/>
           </w:tcPr>
           <w:p>
             <w:pPr>
@@ -1230,33 +1159,13 @@
                 <w:rFonts w:ascii="Microsoft YaHei" w:hAnsi="Microsoft YaHei"/>
                 <w:sz w:val="18"/>
               </w:rPr>
-              <w:t>大单</w:t>
+              <w:t>外盘/内盘（手）</w:t>
             </w:r>
           </w:p>
         </w:tc>
         <w:tc>
           <w:tcPr>
-            <w:tcW w:type="dxa" w:w="3022"/>
-          </w:tcPr>
-          <w:p>
-            <w:pPr>
-              <w:spacing w:before="40" w:after="40" w:line="288" w:lineRule="auto"/>
-            </w:pPr>
-            <w:r/>
-            <w:r>
-              <w:rPr>
-                <w:rFonts w:ascii="Microsoft YaHei" w:hAnsi="Microsoft YaHei"/>
-                <w:b/>
-                <w:color w:val="1A1A1A"/>
-                <w:sz w:val="18"/>
-              </w:rPr>
-              <w:t>+2,082,714</w:t>
-            </w:r>
-          </w:p>
-        </w:tc>
-        <w:tc>
-          <w:tcPr>
-            <w:tcW w:type="dxa" w:w="3022"/>
+            <w:tcW w:type="dxa" w:w="4533"/>
           </w:tcPr>
           <w:p>
             <w:pPr>
@@ -1268,156 +1177,8 @@
                 <w:rFonts w:ascii="Microsoft YaHei" w:hAnsi="Microsoft YaHei"/>
                 <w:sz w:val="18"/>
               </w:rPr>
-              <w:t>主力资金净买入，态度偏积极</w:t>
+              <w:t xml:space="preserve">22,187 / </w:t>
             </w:r>
-          </w:p>
-        </w:tc>
-      </w:tr>
-      <w:tr>
-        <w:tc>
-          <w:tcPr>
-            <w:tcW w:type="dxa" w:w="3022"/>
-            <w:shd w:fill="F8F9FA" w:val="clear"/>
-          </w:tcPr>
-          <w:p>
-            <w:pPr>
-              <w:spacing w:before="40" w:after="40" w:line="288" w:lineRule="auto"/>
-            </w:pPr>
-            <w:r/>
-            <w:r>
-              <w:rPr>
-                <w:rFonts w:ascii="Microsoft YaHei" w:hAnsi="Microsoft YaHei"/>
-                <w:sz w:val="18"/>
-              </w:rPr>
-              <w:t>中单</w:t>
-            </w:r>
-          </w:p>
-        </w:tc>
-        <w:tc>
-          <w:tcPr>
-            <w:tcW w:type="dxa" w:w="3022"/>
-            <w:shd w:fill="F8F9FA" w:val="clear"/>
-          </w:tcPr>
-          <w:p>
-            <w:pPr>
-              <w:spacing w:before="40" w:after="40" w:line="288" w:lineRule="auto"/>
-            </w:pPr>
-            <w:r/>
-            <w:r>
-              <w:rPr>
-                <w:rFonts w:ascii="Microsoft YaHei" w:hAnsi="Microsoft YaHei"/>
-                <w:sz w:val="18"/>
-              </w:rPr>
-              <w:t>-202,373</w:t>
-            </w:r>
-          </w:p>
-        </w:tc>
-        <w:tc>
-          <w:tcPr>
-            <w:tcW w:type="dxa" w:w="3022"/>
-            <w:shd w:fill="F8F9FA" w:val="clear"/>
-          </w:tcPr>
-          <w:p>
-            <w:pPr>
-              <w:spacing w:before="40" w:after="40" w:line="288" w:lineRule="auto"/>
-            </w:pPr>
-            <w:r/>
-            <w:r>
-              <w:rPr>
-                <w:rFonts w:ascii="Microsoft YaHei" w:hAnsi="Microsoft YaHei"/>
-                <w:sz w:val="18"/>
-              </w:rPr>
-              <w:t>中户小幅净卖出</w:t>
-            </w:r>
-          </w:p>
-        </w:tc>
-      </w:tr>
-      <w:tr>
-        <w:tc>
-          <w:tcPr>
-            <w:tcW w:type="dxa" w:w="3022"/>
-          </w:tcPr>
-          <w:p>
-            <w:pPr>
-              <w:spacing w:before="40" w:after="40" w:line="288" w:lineRule="auto"/>
-            </w:pPr>
-            <w:r/>
-            <w:r>
-              <w:rPr>
-                <w:rFonts w:ascii="Microsoft YaHei" w:hAnsi="Microsoft YaHei"/>
-                <w:sz w:val="18"/>
-              </w:rPr>
-              <w:t>小单</w:t>
-            </w:r>
-          </w:p>
-        </w:tc>
-        <w:tc>
-          <w:tcPr>
-            <w:tcW w:type="dxa" w:w="3022"/>
-          </w:tcPr>
-          <w:p>
-            <w:pPr>
-              <w:spacing w:before="40" w:after="40" w:line="288" w:lineRule="auto"/>
-            </w:pPr>
-            <w:r/>
-            <w:r>
-              <w:rPr>
-                <w:rFonts w:ascii="Microsoft YaHei" w:hAnsi="Microsoft YaHei"/>
-                <w:sz w:val="18"/>
-              </w:rPr>
-              <w:t>-287,183</w:t>
-            </w:r>
-          </w:p>
-        </w:tc>
-        <w:tc>
-          <w:tcPr>
-            <w:tcW w:type="dxa" w:w="3022"/>
-          </w:tcPr>
-          <w:p>
-            <w:pPr>
-              <w:spacing w:before="40" w:after="40" w:line="288" w:lineRule="auto"/>
-            </w:pPr>
-            <w:r/>
-            <w:r>
-              <w:rPr>
-                <w:rFonts w:ascii="Microsoft YaHei" w:hAnsi="Microsoft YaHei"/>
-                <w:sz w:val="18"/>
-              </w:rPr>
-              <w:t>散户净卖出</w:t>
-            </w:r>
-          </w:p>
-        </w:tc>
-      </w:tr>
-      <w:tr>
-        <w:tc>
-          <w:tcPr>
-            <w:tcW w:type="dxa" w:w="3022"/>
-            <w:shd w:fill="F8F9FA" w:val="clear"/>
-          </w:tcPr>
-          <w:p>
-            <w:pPr>
-              <w:spacing w:before="40" w:after="40" w:line="288" w:lineRule="auto"/>
-            </w:pPr>
-            <w:r/>
-            <w:r>
-              <w:rPr>
-                <w:rFonts w:ascii="Microsoft YaHei" w:hAnsi="Microsoft YaHei"/>
-                <w:sz w:val="18"/>
-              </w:rPr>
-              <w:t>合计</w:t>
-            </w:r>
-          </w:p>
-        </w:tc>
-        <w:tc>
-          <w:tcPr>
-            <w:tcW w:type="dxa" w:w="3022"/>
-            <w:shd w:fill="F8F9FA" w:val="clear"/>
-          </w:tcPr>
-          <w:p>
-            <w:pPr>
-              <w:spacing w:before="40" w:after="40" w:line="288" w:lineRule="auto"/>
-            </w:pPr>
-            <w:r/>
             <w:r>
               <w:rPr>
                 <w:rFonts w:ascii="Microsoft YaHei" w:hAnsi="Microsoft YaHei"/>
@@ -1425,26 +1186,14 @@
                 <w:color w:val="1A1A1A"/>
                 <w:sz w:val="18"/>
               </w:rPr>
-              <w:t>+1,593,158</w:t>
+              <w:t>26,710</w:t>
             </w:r>
-          </w:p>
-        </w:tc>
-        <w:tc>
-          <w:tcPr>
-            <w:tcW w:type="dxa" w:w="3022"/>
-            <w:shd w:fill="F8F9FA" w:val="clear"/>
-          </w:tcPr>
-          <w:p>
-            <w:pPr>
-              <w:spacing w:before="40" w:after="40" w:line="288" w:lineRule="auto"/>
-            </w:pPr>
-            <w:r/>
             <w:r>
               <w:rPr>
                 <w:rFonts w:ascii="Microsoft YaHei" w:hAnsi="Microsoft YaHei"/>
                 <w:sz w:val="18"/>
               </w:rPr>
-              <w:t>整体净流入</w:t>
+              <w:t>（内盘 &gt; 外盘）</w:t>
             </w:r>
           </w:p>
         </w:tc>
@@ -1455,99 +1204,8 @@
       <w:r>
         <w:rPr>
           <w:rFonts w:ascii="Microsoft YaHei" w:hAnsi="Microsoft YaHei"/>
-          <w:b/>
-          <w:color w:val="1A1A1A"/>
         </w:rPr>
-        <w:t>资金面研判</w:t>
-      </w:r>
-      <w:r>
-        <w:rPr>
-          <w:rFonts w:ascii="Microsoft YaHei" w:hAnsi="Microsoft YaHei"/>
-        </w:rPr>
-        <w:t>:</w:t>
-      </w:r>
-    </w:p>
-    <w:p>
-      <w:pPr>
-        <w:pStyle w:val="ListBullet"/>
-      </w:pPr>
-      <w:r>
-        <w:rPr>
-          <w:rFonts w:ascii="Microsoft YaHei" w:hAnsi="Microsoft YaHei"/>
-        </w:rPr>
-        <w:t>今日午间累计净流入</w:t>
-      </w:r>
-      <w:r>
-        <w:rPr>
-          <w:rFonts w:ascii="Microsoft YaHei" w:hAnsi="Microsoft YaHei"/>
-          <w:b/>
-          <w:color w:val="1A1A1A"/>
-        </w:rPr>
-        <w:t>159.32万元</w:t>
-      </w:r>
-      <w:r>
-        <w:rPr>
-          <w:rFonts w:ascii="Microsoft YaHei" w:hAnsi="Microsoft YaHei"/>
-        </w:rPr>
-        <w:t>，延续了前一交易日净流入159.32万元的态势</w:t>
-      </w:r>
-    </w:p>
-    <w:p>
-      <w:pPr>
-        <w:pStyle w:val="ListBullet"/>
-      </w:pPr>
-      <w:r>
-        <w:rPr>
-          <w:rFonts w:ascii="Microsoft YaHei" w:hAnsi="Microsoft YaHei"/>
-        </w:rPr>
-        <w:t>大单资金（主力）连续净买入，显示机构资金认可度尚可</w:t>
-      </w:r>
-    </w:p>
-    <w:p>
-      <w:pPr>
-        <w:pStyle w:val="ListBullet"/>
-      </w:pPr>
-      <w:r>
-        <w:rPr>
-          <w:rFonts w:ascii="Microsoft YaHei" w:hAnsi="Microsoft YaHei"/>
-        </w:rPr>
-        <w:t>但内盘（主动卖出）大于外盘（主动买入），散户与中户资金流出，与主力形成分歧</w:t>
-      </w:r>
-    </w:p>
-    <w:p>
-      <w:pPr>
-        <w:pStyle w:val="ListBullet"/>
-      </w:pPr>
-      <w:r>
-        <w:rPr>
-          <w:rFonts w:ascii="Microsoft YaHei" w:hAnsi="Microsoft YaHei"/>
-        </w:rPr>
-        <w:t>单分钟最大流出（204.2万）大于最大流入（144.1万），盘中有脉冲式抛压</w:t>
-      </w:r>
-    </w:p>
-    <w:p>
-      <w:pPr>
-        <w:spacing w:before="240" w:after="240"/>
-        <w:pBdr>
-          <w:bottom w:val="single" w:sz="4" w:space="1" w:color="D0D7DE"/>
-        </w:pBdr>
-      </w:pPr>
-    </w:p>
-    <w:p>
-      <w:pPr>
-        <w:spacing w:before="360" w:after="80" w:line="288" w:lineRule="auto"/>
-        <w:pBdr>
-          <w:bottom w:val="single" w:sz="4" w:space="4" w:color="D0D7DE"/>
-        </w:pBdr>
-      </w:pPr>
-      <w:r>
-        <w:rPr>
-          <w:rFonts w:ascii="Microsoft YaHei" w:hAnsi="Microsoft YaHei"/>
-          <w:b/>
-          <w:color w:val="1A1A1A"/>
-          <w:sz w:val="28"/>
-        </w:rPr>
-        <w:t>四、技术面</w:t>
+        <w:t>上一交易日（2026-07-28）资金细分：</w:t>
       </w:r>
     </w:p>
     <w:tbl>
@@ -1580,7 +1238,7 @@
                 <w:color w:val="1A1A1A"/>
                 <w:sz w:val="18"/>
               </w:rPr>
-              <w:t>指标</w:t>
+              <w:t>类型</w:t>
             </w:r>
           </w:p>
         </w:tc>
@@ -1601,7 +1259,7 @@
                 <w:color w:val="1A1A1A"/>
                 <w:sz w:val="18"/>
               </w:rPr>
-              <w:t>数值</w:t>
+              <w:t>净额（元）</w:t>
             </w:r>
           </w:p>
         </w:tc>
@@ -1621,7 +1279,7 @@
                 <w:rFonts w:ascii="Microsoft YaHei" w:hAnsi="Microsoft YaHei"/>
                 <w:sz w:val="18"/>
               </w:rPr>
-              <w:t>布林带上轨</w:t>
+              <w:t>大单</w:t>
             </w:r>
           </w:p>
         </w:tc>
@@ -1637,9 +1295,11 @@
             <w:r>
               <w:rPr>
                 <w:rFonts w:ascii="Microsoft YaHei" w:hAnsi="Microsoft YaHei"/>
+                <w:b/>
+                <w:color w:val="1A1A1A"/>
                 <w:sz w:val="18"/>
               </w:rPr>
-              <w:t>9.06元</w:t>
+              <w:t>+1,259,486</w:t>
             </w:r>
           </w:p>
         </w:tc>
@@ -1660,7 +1320,7 @@
                 <w:rFonts w:ascii="Microsoft YaHei" w:hAnsi="Microsoft YaHei"/>
                 <w:sz w:val="18"/>
               </w:rPr>
-              <w:t>布林带下轨</w:t>
+              <w:t>中单</w:t>
             </w:r>
           </w:p>
         </w:tc>
@@ -1679,7 +1339,241 @@
                 <w:rFonts w:ascii="Microsoft YaHei" w:hAnsi="Microsoft YaHei"/>
                 <w:sz w:val="18"/>
               </w:rPr>
-              <w:t>8.26元</w:t>
+              <w:t>-126,069</w:t>
+            </w:r>
+          </w:p>
+        </w:tc>
+      </w:tr>
+      <w:tr>
+        <w:tc>
+          <w:tcPr>
+            <w:tcW w:type="dxa" w:w="4533"/>
+          </w:tcPr>
+          <w:p>
+            <w:pPr>
+              <w:spacing w:before="40" w:after="40" w:line="288" w:lineRule="auto"/>
+            </w:pPr>
+            <w:r/>
+            <w:r>
+              <w:rPr>
+                <w:rFonts w:ascii="Microsoft YaHei" w:hAnsi="Microsoft YaHei"/>
+                <w:sz w:val="18"/>
+              </w:rPr>
+              <w:t>小单</w:t>
+            </w:r>
+          </w:p>
+        </w:tc>
+        <w:tc>
+          <w:tcPr>
+            <w:tcW w:type="dxa" w:w="4533"/>
+          </w:tcPr>
+          <w:p>
+            <w:pPr>
+              <w:spacing w:before="40" w:after="40" w:line="288" w:lineRule="auto"/>
+            </w:pPr>
+            <w:r/>
+            <w:r>
+              <w:rPr>
+                <w:rFonts w:ascii="Microsoft YaHei" w:hAnsi="Microsoft YaHei"/>
+                <w:sz w:val="18"/>
+              </w:rPr>
+              <w:t>-1,000,860</w:t>
+            </w:r>
+          </w:p>
+        </w:tc>
+      </w:tr>
+      <w:tr>
+        <w:tc>
+          <w:tcPr>
+            <w:tcW w:type="dxa" w:w="4533"/>
+            <w:shd w:fill="F8F9FA" w:val="clear"/>
+          </w:tcPr>
+          <w:p>
+            <w:pPr>
+              <w:spacing w:before="40" w:after="40" w:line="288" w:lineRule="auto"/>
+            </w:pPr>
+            <w:r/>
+            <w:r>
+              <w:rPr>
+                <w:rFonts w:ascii="Microsoft YaHei" w:hAnsi="Microsoft YaHei"/>
+                <w:b/>
+                <w:color w:val="1A1A1A"/>
+                <w:sz w:val="18"/>
+              </w:rPr>
+              <w:t>合计</w:t>
+            </w:r>
+          </w:p>
+        </w:tc>
+        <w:tc>
+          <w:tcPr>
+            <w:tcW w:type="dxa" w:w="4533"/>
+            <w:shd w:fill="F8F9FA" w:val="clear"/>
+          </w:tcPr>
+          <w:p>
+            <w:pPr>
+              <w:spacing w:before="40" w:after="40" w:line="288" w:lineRule="auto"/>
+            </w:pPr>
+            <w:r/>
+            <w:r>
+              <w:rPr>
+                <w:rFonts w:ascii="Microsoft YaHei" w:hAnsi="Microsoft YaHei"/>
+                <w:b/>
+                <w:color w:val="1A1A1A"/>
+                <w:sz w:val="18"/>
+              </w:rPr>
+              <w:t>+132,557</w:t>
+            </w:r>
+          </w:p>
+        </w:tc>
+      </w:tr>
+    </w:tbl>
+    <w:p/>
+    <w:p>
+      <w:r>
+        <w:rPr>
+          <w:rFonts w:ascii="Microsoft YaHei" w:hAnsi="Microsoft YaHei"/>
+        </w:rPr>
+        <w:t>资金解读：</w:t>
+      </w:r>
+    </w:p>
+    <w:p>
+      <w:pPr>
+        <w:pStyle w:val="ListBullet"/>
+      </w:pPr>
+      <w:r>
+        <w:rPr>
+          <w:rFonts w:ascii="Microsoft YaHei" w:hAnsi="Microsoft YaHei"/>
+        </w:rPr>
+        <w:t>今日虽然净流向录得微弱正值（+8.70万元），但</w:t>
+      </w:r>
+      <w:r>
+        <w:rPr>
+          <w:rFonts w:ascii="Microsoft YaHei" w:hAnsi="Microsoft YaHei"/>
+          <w:b/>
+          <w:color w:val="1A1A1A"/>
+        </w:rPr>
+        <w:t>内盘（26,710手）明显大于外盘（22,187手）</w:t>
+      </w:r>
+      <w:r>
+        <w:rPr>
+          <w:rFonts w:ascii="Microsoft YaHei" w:hAnsi="Microsoft YaHei"/>
+        </w:rPr>
+        <w:t>，主动性卖盘更占上风，说明短线抛压仍在。</w:t>
+      </w:r>
+    </w:p>
+    <w:p>
+      <w:pPr>
+        <w:pStyle w:val="ListBullet"/>
+      </w:pPr>
+      <w:r>
+        <w:rPr>
+          <w:rFonts w:ascii="Microsoft YaHei" w:hAnsi="Microsoft YaHei"/>
+        </w:rPr>
+        <w:t>单分钟最大流出（204.2万元）远超单分钟最大流入（144.1万元），显示资金有间歇性集中出逃迹象。</w:t>
+      </w:r>
+    </w:p>
+    <w:p>
+      <w:pPr>
+        <w:pStyle w:val="ListBullet"/>
+      </w:pPr>
+      <w:r>
+        <w:rPr>
+          <w:rFonts w:ascii="Microsoft YaHei" w:hAnsi="Microsoft YaHei"/>
+        </w:rPr>
+        <w:t xml:space="preserve">上一交易日大单净流入约 </w:t>
+      </w:r>
+      <w:r>
+        <w:rPr>
+          <w:rFonts w:ascii="Microsoft YaHei" w:hAnsi="Microsoft YaHei"/>
+          <w:b/>
+          <w:color w:val="1A1A1A"/>
+        </w:rPr>
+        <w:t>126万元</w:t>
+      </w:r>
+      <w:r>
+        <w:rPr>
+          <w:rFonts w:ascii="Microsoft YaHei" w:hAnsi="Microsoft YaHei"/>
+        </w:rPr>
+        <w:t>，但今日冲高回落过程中资金跟进意愿不强，部分大单资金可能在早盘拉高时已选择兑现。</w:t>
+      </w:r>
+    </w:p>
+    <w:p>
+      <w:pPr>
+        <w:spacing w:before="240" w:after="240"/>
+        <w:pBdr>
+          <w:bottom w:val="single" w:sz="4" w:space="1" w:color="D0D7DE"/>
+        </w:pBdr>
+      </w:pPr>
+    </w:p>
+    <w:p>
+      <w:pPr>
+        <w:spacing w:before="360" w:after="80" w:line="288" w:lineRule="auto"/>
+        <w:pBdr>
+          <w:bottom w:val="single" w:sz="4" w:space="4" w:color="D0D7DE"/>
+        </w:pBdr>
+      </w:pPr>
+      <w:r>
+        <w:rPr>
+          <w:rFonts w:ascii="Microsoft YaHei" w:hAnsi="Microsoft YaHei"/>
+          <w:b/>
+          <w:color w:val="1A1A1A"/>
+          <w:sz w:val="28"/>
+        </w:rPr>
+        <w:t>技术面</w:t>
+      </w:r>
+    </w:p>
+    <w:tbl>
+      <w:tblPr>
+        <w:tblStyle w:val="TableGrid"/>
+        <w:tblW w:type="auto" w:w="0"/>
+        <w:jc w:val="center"/>
+        <w:tblLayout w:type="autofit"/>
+        <w:tblLook w:firstColumn="1" w:firstRow="1" w:lastColumn="0" w:lastRow="0" w:noHBand="0" w:noVBand="1" w:val="04A0"/>
+      </w:tblPr>
+      <w:tblGrid>
+        <w:gridCol w:w="4533"/>
+        <w:gridCol w:w="4533"/>
+      </w:tblGrid>
+      <w:tr>
+        <w:tc>
+          <w:tcPr>
+            <w:tcW w:type="dxa" w:w="4533"/>
+            <w:shd w:fill="F6F8FA" w:val="clear"/>
+          </w:tcPr>
+          <w:p>
+            <w:pPr>
+              <w:spacing w:before="40" w:after="40" w:line="288" w:lineRule="auto"/>
+            </w:pPr>
+            <w:r/>
+            <w:r>
+              <w:rPr>
+                <w:rFonts w:ascii="Microsoft YaHei" w:hAnsi="Microsoft YaHei"/>
+                <w:b/>
+                <w:color w:val="1A1A1A"/>
+                <w:sz w:val="18"/>
+              </w:rPr>
+              <w:t>技术指标</w:t>
+            </w:r>
+          </w:p>
+        </w:tc>
+        <w:tc>
+          <w:tcPr>
+            <w:tcW w:type="dxa" w:w="4533"/>
+            <w:shd w:fill="F6F8FA" w:val="clear"/>
+          </w:tcPr>
+          <w:p>
+            <w:pPr>
+              <w:spacing w:before="40" w:after="40" w:line="288" w:lineRule="auto"/>
+            </w:pPr>
+            <w:r/>
+            <w:r>
+              <w:rPr>
+                <w:rFonts w:ascii="Microsoft YaHei" w:hAnsi="Microsoft YaHei"/>
+                <w:b/>
+                <w:color w:val="1A1A1A"/>
+                <w:sz w:val="18"/>
+              </w:rPr>
+              <w:t>数据</w:t>
             </w:r>
           </w:p>
         </w:tc>
@@ -1715,9 +1609,129 @@
             <w:r>
               <w:rPr>
                 <w:rFonts w:ascii="Microsoft YaHei" w:hAnsi="Microsoft YaHei"/>
+                <w:b/>
+                <w:color w:val="1A1A1A"/>
                 <w:sz w:val="18"/>
               </w:rPr>
-              <w:t>8.83元（位于中轨偏上位置）</w:t>
+              <w:t>8.83元</w:t>
+            </w:r>
+          </w:p>
+        </w:tc>
+      </w:tr>
+      <w:tr>
+        <w:tc>
+          <w:tcPr>
+            <w:tcW w:type="dxa" w:w="4533"/>
+            <w:shd w:fill="F8F9FA" w:val="clear"/>
+          </w:tcPr>
+          <w:p>
+            <w:pPr>
+              <w:spacing w:before="40" w:after="40" w:line="288" w:lineRule="auto"/>
+            </w:pPr>
+            <w:r/>
+            <w:r>
+              <w:rPr>
+                <w:rFonts w:ascii="Microsoft YaHei" w:hAnsi="Microsoft YaHei"/>
+                <w:sz w:val="18"/>
+              </w:rPr>
+              <w:t>布林带上轨</w:t>
+            </w:r>
+          </w:p>
+        </w:tc>
+        <w:tc>
+          <w:tcPr>
+            <w:tcW w:type="dxa" w:w="4533"/>
+            <w:shd w:fill="F8F9FA" w:val="clear"/>
+          </w:tcPr>
+          <w:p>
+            <w:pPr>
+              <w:spacing w:before="40" w:after="40" w:line="288" w:lineRule="auto"/>
+            </w:pPr>
+            <w:r/>
+            <w:r>
+              <w:rPr>
+                <w:rFonts w:ascii="Microsoft YaHei" w:hAnsi="Microsoft YaHei"/>
+                <w:sz w:val="18"/>
+              </w:rPr>
+              <w:t>9.06元</w:t>
+            </w:r>
+          </w:p>
+        </w:tc>
+      </w:tr>
+      <w:tr>
+        <w:tc>
+          <w:tcPr>
+            <w:tcW w:type="dxa" w:w="4533"/>
+          </w:tcPr>
+          <w:p>
+            <w:pPr>
+              <w:spacing w:before="40" w:after="40" w:line="288" w:lineRule="auto"/>
+            </w:pPr>
+            <w:r/>
+            <w:r>
+              <w:rPr>
+                <w:rFonts w:ascii="Microsoft YaHei" w:hAnsi="Microsoft YaHei"/>
+                <w:sz w:val="18"/>
+              </w:rPr>
+              <w:t>布林带下轨</w:t>
+            </w:r>
+          </w:p>
+        </w:tc>
+        <w:tc>
+          <w:tcPr>
+            <w:tcW w:type="dxa" w:w="4533"/>
+          </w:tcPr>
+          <w:p>
+            <w:pPr>
+              <w:spacing w:before="40" w:after="40" w:line="288" w:lineRule="auto"/>
+            </w:pPr>
+            <w:r/>
+            <w:r>
+              <w:rPr>
+                <w:rFonts w:ascii="Microsoft YaHei" w:hAnsi="Microsoft YaHei"/>
+                <w:sz w:val="18"/>
+              </w:rPr>
+              <w:t>8.26元</w:t>
+            </w:r>
+          </w:p>
+        </w:tc>
+      </w:tr>
+      <w:tr>
+        <w:tc>
+          <w:tcPr>
+            <w:tcW w:type="dxa" w:w="4533"/>
+            <w:shd w:fill="F8F9FA" w:val="clear"/>
+          </w:tcPr>
+          <w:p>
+            <w:pPr>
+              <w:spacing w:before="40" w:after="40" w:line="288" w:lineRule="auto"/>
+            </w:pPr>
+            <w:r/>
+            <w:r>
+              <w:rPr>
+                <w:rFonts w:ascii="Microsoft YaHei" w:hAnsi="Microsoft YaHei"/>
+                <w:sz w:val="18"/>
+              </w:rPr>
+              <w:t>布林带中轨（估算）</w:t>
+            </w:r>
+          </w:p>
+        </w:tc>
+        <w:tc>
+          <w:tcPr>
+            <w:tcW w:type="dxa" w:w="4533"/>
+            <w:shd w:fill="F8F9FA" w:val="clear"/>
+          </w:tcPr>
+          <w:p>
+            <w:pPr>
+              <w:spacing w:before="40" w:after="40" w:line="288" w:lineRule="auto"/>
+            </w:pPr>
+            <w:r/>
+            <w:r>
+              <w:rPr>
+                <w:rFonts w:ascii="Microsoft YaHei" w:hAnsi="Microsoft YaHei"/>
+                <w:sz w:val="18"/>
+              </w:rPr>
+              <w:t>约8.66元</w:t>
             </w:r>
           </w:p>
         </w:tc>
@@ -1728,16 +1742,8 @@
       <w:r>
         <w:rPr>
           <w:rFonts w:ascii="Microsoft YaHei" w:hAnsi="Microsoft YaHei"/>
-          <w:b/>
-          <w:color w:val="1A1A1A"/>
         </w:rPr>
-        <w:t>技术研判</w:t>
-      </w:r>
-      <w:r>
-        <w:rPr>
-          <w:rFonts w:ascii="Microsoft YaHei" w:hAnsi="Microsoft YaHei"/>
-        </w:rPr>
-        <w:t>:</w:t>
+        <w:t>技术判断：</w:t>
       </w:r>
     </w:p>
     <w:p>
@@ -1748,7 +1754,7 @@
         <w:rPr>
           <w:rFonts w:ascii="Microsoft YaHei" w:hAnsi="Microsoft YaHei"/>
         </w:rPr>
-        <w:t>当前价8.83元位于布林带中轨（约</w:t>
+        <w:t xml:space="preserve">当前价 </w:t>
       </w:r>
       <w:r>
         <w:rPr>
@@ -1756,13 +1762,27 @@
           <w:b/>
           <w:color w:val="1A1A1A"/>
         </w:rPr>
-        <w:t>8.66元</w:t>
+        <w:t>8.83元</w:t>
       </w:r>
       <w:r>
         <w:rPr>
           <w:rFonts w:ascii="Microsoft YaHei" w:hAnsi="Microsoft YaHei"/>
         </w:rPr>
-        <w:t>）与上轨（9.06元）之间，属于偏强区域</w:t>
+        <w:t xml:space="preserve"> 位于布林带中轨（约8.66元）与上轨（9.06元）之间，短期仍处于</w:t>
+      </w:r>
+      <w:r>
+        <w:rPr>
+          <w:rFonts w:ascii="Microsoft YaHei" w:hAnsi="Microsoft YaHei"/>
+          <w:b/>
+          <w:color w:val="1A1A1A"/>
+        </w:rPr>
+        <w:t>偏强区间</w:t>
+      </w:r>
+      <w:r>
+        <w:rPr>
+          <w:rFonts w:ascii="Microsoft YaHei" w:hAnsi="Microsoft YaHei"/>
+        </w:rPr>
+        <w:t>，但已从上轨附近回落。</w:t>
       </w:r>
     </w:p>
     <w:p>
@@ -1773,7 +1793,7 @@
         <w:rPr>
           <w:rFonts w:ascii="Microsoft YaHei" w:hAnsi="Microsoft YaHei"/>
         </w:rPr>
-        <w:t>盘中最高触及9.10元，已突破布林带上轨</w:t>
+        <w:t xml:space="preserve">早盘曾触及 </w:t>
       </w:r>
       <w:r>
         <w:rPr>
@@ -1781,13 +1801,27 @@
           <w:b/>
           <w:color w:val="1A1A1A"/>
         </w:rPr>
-        <w:t>9.06元</w:t>
+        <w:t>9.10元</w:t>
       </w:r>
       <w:r>
         <w:rPr>
           <w:rFonts w:ascii="Microsoft YaHei" w:hAnsi="Microsoft YaHei"/>
         </w:rPr>
-        <w:t>，但未能站稳，说明上轨存在技术压制</w:t>
+        <w:t>（突破布林带上轨9.06元），但未能站稳，显示上轨压力有效，股价冲高后</w:t>
+      </w:r>
+      <w:r>
+        <w:rPr>
+          <w:rFonts w:ascii="Microsoft YaHei" w:hAnsi="Microsoft YaHei"/>
+          <w:b/>
+          <w:color w:val="1A1A1A"/>
+        </w:rPr>
+        <w:t>回归布林通道内部</w:t>
+      </w:r>
+      <w:r>
+        <w:rPr>
+          <w:rFonts w:ascii="Microsoft YaHei" w:hAnsi="Microsoft YaHei"/>
+        </w:rPr>
+        <w:t>，短线动能有所衰竭。</w:t>
       </w:r>
     </w:p>
     <w:p>
@@ -1798,18 +1832,21 @@
         <w:rPr>
           <w:rFonts w:ascii="Microsoft YaHei" w:hAnsi="Microsoft YaHei"/>
         </w:rPr>
-        <w:t>盘中最低8.73元，接近布林带中轨8.66元，显示中轨附近存在一定支撑</w:t>
+        <w:t xml:space="preserve">若午后持续走弱，需关注 </w:t>
       </w:r>
-    </w:p>
-    <w:p>
-      <w:pPr>
-        <w:pStyle w:val="ListBullet"/>
-      </w:pPr>
+      <w:r>
+        <w:rPr>
+          <w:rFonts w:ascii="Microsoft YaHei" w:hAnsi="Microsoft YaHei"/>
+          <w:b/>
+          <w:color w:val="1A1A1A"/>
+        </w:rPr>
+        <w:t>8.66元（中轨）</w:t>
+      </w:r>
       <w:r>
         <w:rPr>
           <w:rFonts w:ascii="Microsoft YaHei" w:hAnsi="Microsoft YaHei"/>
         </w:rPr>
-        <w:t>振幅4.13%较大，股价波动剧烈，短期方向未明确</w:t>
+        <w:t xml:space="preserve"> 附近的支撑力度；若跌破中轨，则可能向下轨8.26元方向测试。</w:t>
       </w:r>
     </w:p>
     <w:p>
@@ -1834,7 +1871,7 @@
           <w:color w:val="1A1A1A"/>
           <w:sz w:val="28"/>
         </w:rPr>
-        <w:t>五、新闻资讯分析</w:t>
+        <w:t>新闻资讯</w:t>
       </w:r>
     </w:p>
     <w:p>
@@ -1848,7 +1885,20 @@
           <w:color w:val="333333"/>
           <w:sz w:val="24"/>
         </w:rPr>
-        <w:t>1. 半年报业绩预告（关键利好）</w:t>
+        <w:t>关联新闻</w:t>
+      </w:r>
+    </w:p>
+    <w:p>
+      <w:pPr>
+        <w:pStyle w:val="ListNumber"/>
+      </w:pPr>
+      <w:r>
+        <w:rPr>
+          <w:rFonts w:ascii="Microsoft YaHei" w:hAnsi="Microsoft YaHei"/>
+          <w:b/>
+          <w:color w:val="1A1A1A"/>
+        </w:rPr>
+        <w:t>食品饮料板块大涨（+2.75%）</w:t>
       </w:r>
     </w:p>
     <w:p>
@@ -1856,7 +1906,15 @@
         <w:rPr>
           <w:rFonts w:ascii="Microsoft YaHei" w:hAnsi="Microsoft YaHei"/>
         </w:rPr>
-        <w:t xml:space="preserve">全聚德于7月24日晚间披露 </w:t>
+        <w:t xml:space="preserve">   - 上涨逻辑：中信建投研报称6月奶牛存栏量环比下降，原奶周期向好，利好龙头液奶竞争格局改善。</w:t>
+      </w:r>
+    </w:p>
+    <w:p>
+      <w:r>
+        <w:rPr>
+          <w:rFonts w:ascii="Microsoft YaHei" w:hAnsi="Microsoft YaHei"/>
+        </w:rPr>
+        <w:t xml:space="preserve">   - 板块内涨停标的：一鸣食品、均瑶健康、欢乐家（</w:t>
       </w:r>
       <w:r>
         <w:rPr>
@@ -1864,18 +1922,40 @@
           <w:b/>
           <w:color w:val="1A1A1A"/>
         </w:rPr>
-        <w:t>2026年半年度业绩预告</w:t>
+        <w:t>+20%</w:t>
       </w:r>
       <w:r>
         <w:rPr>
           <w:rFonts w:ascii="Microsoft YaHei" w:hAnsi="Microsoft YaHei"/>
         </w:rPr>
-        <w:t>：</w:t>
+        <w:t>）、良品铺子、李子园等。</w:t>
+      </w:r>
+    </w:p>
+    <w:p>
+      <w:r>
+        <w:rPr>
+          <w:rFonts w:ascii="Microsoft YaHei" w:hAnsi="Microsoft YaHei"/>
+        </w:rPr>
+        <w:t xml:space="preserve">   - </w:t>
+      </w:r>
+      <w:r>
+        <w:rPr>
+          <w:rFonts w:ascii="Microsoft YaHei" w:hAnsi="Microsoft YaHei"/>
+          <w:b/>
+          <w:color w:val="1A1A1A"/>
+        </w:rPr>
+        <w:t>全聚德作为餐饮类标的，与乳业/原奶周期的上涨逻辑关联度较低</w:t>
+      </w:r>
+      <w:r>
+        <w:rPr>
+          <w:rFonts w:ascii="Microsoft YaHei" w:hAnsi="Microsoft YaHei"/>
+        </w:rPr>
+        <w:t>，此轮板块行情并未带动其跟涨。</w:t>
       </w:r>
     </w:p>
     <w:p>
       <w:pPr>
-        <w:pStyle w:val="ListBullet"/>
+        <w:pStyle w:val="ListNumber"/>
       </w:pPr>
       <w:r>
         <w:rPr>
@@ -1883,13 +1963,23 @@
           <w:b/>
           <w:color w:val="1A1A1A"/>
         </w:rPr>
-        <w:t>归母净利润</w:t>
+        <w:t>大消费板块整体活跃</w:t>
       </w:r>
+    </w:p>
+    <w:p>
       <w:r>
         <w:rPr>
           <w:rFonts w:ascii="Microsoft YaHei" w:hAnsi="Microsoft YaHei"/>
         </w:rPr>
-        <w:t>: 1,280万元~1,550万元，同比增长</w:t>
+        <w:t xml:space="preserve">   - 一鸣食品、华天酒店、东百集团、金种子酒等消费股涨停。</w:t>
+      </w:r>
+    </w:p>
+    <w:p>
+      <w:r>
+        <w:rPr>
+          <w:rFonts w:ascii="Microsoft YaHei" w:hAnsi="Microsoft YaHei"/>
+        </w:rPr>
+        <w:t xml:space="preserve">   - 全聚德虽属于"食品+酒店"概念范畴，但</w:t>
       </w:r>
       <w:r>
         <w:rPr>
@@ -1897,12 +1987,18 @@
           <w:b/>
           <w:color w:val="1A1A1A"/>
         </w:rPr>
-        <w:t>3.39%~25.2%</w:t>
+        <w:t>并未获得资金聚焦</w:t>
+      </w:r>
+      <w:r>
+        <w:rPr>
+          <w:rFonts w:ascii="Microsoft YaHei" w:hAnsi="Microsoft YaHei"/>
+        </w:rPr>
+        <w:t>，走势与消费板块形成明显背离。</w:t>
       </w:r>
     </w:p>
     <w:p>
       <w:pPr>
-        <w:pStyle w:val="ListBullet"/>
+        <w:pStyle w:val="ListNumber"/>
       </w:pPr>
       <w:r>
         <w:rPr>
@@ -1910,13 +2006,23 @@
           <w:b/>
           <w:color w:val="1A1A1A"/>
         </w:rPr>
-        <w:t>扣非净利润</w:t>
+        <w:t>三大指数翻红（2026-07-29）</w:t>
       </w:r>
+    </w:p>
+    <w:p>
       <w:r>
         <w:rPr>
           <w:rFonts w:ascii="Microsoft YaHei" w:hAnsi="Microsoft YaHei"/>
         </w:rPr>
-        <w:t>: 710万元~920万元，同比增长</w:t>
+        <w:t xml:space="preserve">   - 市场探底回升，泛消费方向领涨，全市场近4000只个股上涨。</w:t>
+      </w:r>
+    </w:p>
+    <w:p>
+      <w:r>
+        <w:rPr>
+          <w:rFonts w:ascii="Microsoft YaHei" w:hAnsi="Microsoft YaHei"/>
+        </w:rPr>
+        <w:t xml:space="preserve">   - 全聚德在整体向好的市场环境中</w:t>
       </w:r>
       <w:r>
         <w:rPr>
@@ -1924,108 +2030,13 @@
           <w:b/>
           <w:color w:val="1A1A1A"/>
         </w:rPr>
-        <w:t>82.05%~135.9%</w:t>
-      </w:r>
-    </w:p>
-    <w:p>
-      <w:r>
-        <w:rPr>
-          <w:rFonts w:ascii="Microsoft YaHei" w:hAnsi="Microsoft YaHei"/>
-          <w:b/>
-          <w:color w:val="1A1A1A"/>
-        </w:rPr>
-        <w:t>核心看点</w:t>
+        <w:t>逆势下跌</w:t>
       </w:r>
       <w:r>
         <w:rPr>
           <w:rFonts w:ascii="Microsoft YaHei" w:hAnsi="Microsoft YaHei"/>
         </w:rPr>
-        <w:t>:</w:t>
-      </w:r>
-    </w:p>
-    <w:p>
-      <w:pPr>
-        <w:pStyle w:val="ListBullet"/>
-      </w:pPr>
-      <w:r>
-        <w:rPr>
-          <w:rFonts w:ascii="Microsoft YaHei" w:hAnsi="Microsoft YaHei"/>
-        </w:rPr>
-        <w:t xml:space="preserve">2025年公司扣非净利润为 </w:t>
-      </w:r>
-      <w:r>
-        <w:rPr>
-          <w:rFonts w:ascii="Microsoft YaHei" w:hAnsi="Microsoft YaHei"/>
-          <w:b/>
-          <w:color w:val="1A1A1A"/>
-        </w:rPr>
-        <w:t>-621.96万元</w:t>
-      </w:r>
-      <w:r>
-        <w:rPr>
-          <w:rFonts w:ascii="Microsoft YaHei" w:hAnsi="Microsoft YaHei"/>
-        </w:rPr>
-        <w:t>（由盈转亏），2026年上半年成功扭亏，主业盈利能力大幅改善</w:t>
-      </w:r>
-    </w:p>
-    <w:p>
-      <w:pPr>
-        <w:pStyle w:val="ListBullet"/>
-      </w:pPr>
-      <w:r>
-        <w:rPr>
-          <w:rFonts w:ascii="Microsoft YaHei" w:hAnsi="Microsoft YaHei"/>
-        </w:rPr>
-        <w:t>降本增效成果显著：对原材料、人工、能源成本进行精细管控，一季度毛利率提升至</w:t>
-      </w:r>
-      <w:r>
-        <w:rPr>
-          <w:rFonts w:ascii="Microsoft YaHei" w:hAnsi="Microsoft YaHei"/>
-          <w:b/>
-          <w:color w:val="1A1A1A"/>
-        </w:rPr>
-        <w:t>16.1%</w:t>
-      </w:r>
-      <w:r>
-        <w:rPr>
-          <w:rFonts w:ascii="Microsoft YaHei" w:hAnsi="Microsoft YaHei"/>
-        </w:rPr>
-        <w:t>，净利率</w:t>
-      </w:r>
-      <w:r>
-        <w:rPr>
-          <w:rFonts w:ascii="Microsoft YaHei" w:hAnsi="Microsoft YaHei"/>
-          <w:b/>
-          <w:color w:val="1A1A1A"/>
-        </w:rPr>
-        <w:t>2.17%</w:t>
-      </w:r>
-    </w:p>
-    <w:p>
-      <w:pPr>
-        <w:pStyle w:val="ListBullet"/>
-      </w:pPr>
-      <w:r>
-        <w:rPr>
-          <w:rFonts w:ascii="Microsoft YaHei" w:hAnsi="Microsoft YaHei"/>
-        </w:rPr>
-        <w:t>公司持续优化门店布局，已新开四川饭店北辰国会店、全聚德三亚中央海岸店</w:t>
-      </w:r>
-    </w:p>
-    <w:p>
-      <w:r>
-        <w:rPr>
-          <w:rFonts w:ascii="Microsoft YaHei" w:hAnsi="Microsoft YaHei"/>
-          <w:b/>
-          <w:color w:val="1A1A1A"/>
-        </w:rPr>
-        <w:t>影响判断</w:t>
-      </w:r>
-      <w:r>
-        <w:rPr>
-          <w:rFonts w:ascii="Microsoft YaHei" w:hAnsi="Microsoft YaHei"/>
-        </w:rPr>
-        <w:t>: ⭐⭐⭐ 实质性利好，但市场反应平淡——业绩预告于7月24日晚披露后，今日股价仍逆势下跌，说明利好已部分消化，或市场对全年持续性存疑。</w:t>
+        <w:t>，显示个股自身存在独立于大盘的压力因素。</w:t>
       </w:r>
     </w:p>
     <w:p>
@@ -2039,18 +2050,15 @@
           <w:color w:val="333333"/>
           <w:sz w:val="24"/>
         </w:rPr>
-        <w:t>2. 文创产品与品牌年轻化（中性偏暖）</w:t>
+        <w:t>关键判断</w:t>
       </w:r>
     </w:p>
     <w:p>
-      <w:pPr>
-        <w:pStyle w:val="ListBullet"/>
-      </w:pPr>
       <w:r>
         <w:rPr>
           <w:rFonts w:ascii="Microsoft YaHei" w:hAnsi="Microsoft YaHei"/>
         </w:rPr>
-        <w:t>公司回应投资者称："好的鸭"等文创产品是</w:t>
+        <w:t xml:space="preserve">全聚德今日跑输食品饮料板块 </w:t>
       </w:r>
       <w:r>
         <w:rPr>
@@ -2058,62 +2066,13 @@
           <w:b/>
           <w:color w:val="1A1A1A"/>
         </w:rPr>
-        <w:t>品牌年轻化</w:t>
+        <w:t>逾4个百分点</w:t>
       </w:r>
       <w:r>
         <w:rPr>
           <w:rFonts w:ascii="Microsoft YaHei" w:hAnsi="Microsoft YaHei"/>
         </w:rPr>
-        <w:t>的有益尝试，目前IP文创收入合并入相关业务板块，未单独列报</w:t>
-      </w:r>
-    </w:p>
-    <w:p>
-      <w:pPr>
-        <w:pStyle w:val="ListBullet"/>
-      </w:pPr>
-      <w:r>
-        <w:rPr>
-          <w:rFonts w:ascii="Microsoft YaHei" w:hAnsi="Microsoft YaHei"/>
-        </w:rPr>
-        <w:t>公司与"大闹天宫""蜡笔小新"等IP合作，深入演艺、赛事现场及公园商圈场景</w:t>
-      </w:r>
-    </w:p>
-    <w:p>
-      <w:r>
-        <w:rPr>
-          <w:rFonts w:ascii="Microsoft YaHei" w:hAnsi="Microsoft YaHei"/>
-          <w:b/>
-          <w:color w:val="1A1A1A"/>
-        </w:rPr>
-        <w:t>影响判断</w:t>
-      </w:r>
-      <w:r>
-        <w:rPr>
-          <w:rFonts w:ascii="Microsoft YaHei" w:hAnsi="Microsoft YaHei"/>
-        </w:rPr>
-        <w:t>: ⭐⭐ 长期品牌价值提升，但短期对业绩贡献有限，难以体现在当前估值中。</w:t>
-      </w:r>
-    </w:p>
-    <w:p>
-      <w:pPr>
-        <w:spacing w:before="280" w:after="80" w:line="312" w:lineRule="auto"/>
-      </w:pPr>
-      <w:r>
-        <w:rPr>
-          <w:rFonts w:ascii="Microsoft YaHei" w:hAnsi="Microsoft YaHei"/>
-          <w:b/>
-          <w:color w:val="333333"/>
-          <w:sz w:val="24"/>
-        </w:rPr>
-        <w:t>3. 板块联动</w:t>
-      </w:r>
-    </w:p>
-    <w:p>
-      <w:r>
-        <w:rPr>
-          <w:rFonts w:ascii="Microsoft YaHei" w:hAnsi="Microsoft YaHei"/>
-        </w:rPr>
-        <w:t>今日食品饮料板块大涨</w:t>
+        <w:t>（板块+2.75%，个股-1.34%），跑输大盘更甚。股价与板块热度出现显著背离，</w:t>
       </w:r>
       <w:r>
         <w:rPr>
@@ -2121,21 +2080,7 @@
           <w:b/>
           <w:color w:val="1A1A1A"/>
         </w:rPr>
-        <w:t>+2.57%</w:t>
-      </w:r>
-      <w:r>
-        <w:rPr>
-          <w:rFonts w:ascii="Microsoft YaHei" w:hAnsi="Microsoft YaHei"/>
-        </w:rPr>
-        <w:t>，板块内乳业方向尤为强势（一鸣食品、阳光乳业、天润乳业涨停）。全聚德作为餐饮类食品股，与乳业逻辑（原奶周期见底）关联度较低，</w:t>
-      </w:r>
-      <w:r>
-        <w:rPr>
-          <w:rFonts w:ascii="Microsoft YaHei" w:hAnsi="Microsoft YaHei"/>
-          <w:b/>
-          <w:color w:val="1A1A1A"/>
-        </w:rPr>
-        <w:t>未受益于本轮板块催化</w:t>
+        <w:t>资金对全聚德的关注度和参与意愿明显不足</w:t>
       </w:r>
       <w:r>
         <w:rPr>
@@ -2166,7 +2111,119 @@
           <w:color w:val="1A1A1A"/>
           <w:sz w:val="28"/>
         </w:rPr>
-        <w:t>六、综合研判</w:t>
+        <w:t>板块关联</w:t>
+      </w:r>
+    </w:p>
+    <w:p>
+      <w:r>
+        <w:rPr>
+          <w:rFonts w:ascii="Microsoft YaHei" w:hAnsi="Microsoft YaHei"/>
+        </w:rPr>
+        <w:t>全聚德所属行业关键词涵盖：中式餐饮、休闲、住宿、品牌餐饮、食品加工、酒店管理等。从今日盘面看：</w:t>
+      </w:r>
+    </w:p>
+    <w:p>
+      <w:pPr>
+        <w:pStyle w:val="ListBullet"/>
+      </w:pPr>
+      <w:r>
+        <w:rPr>
+          <w:rFonts w:ascii="Microsoft YaHei" w:hAnsi="Microsoft YaHei"/>
+          <w:b/>
+          <w:color w:val="1A1A1A"/>
+        </w:rPr>
+        <w:t>食品饮料板块（+2.75%）</w:t>
+      </w:r>
+      <w:r>
+        <w:rPr>
+          <w:rFonts w:ascii="Microsoft YaHei" w:hAnsi="Microsoft YaHei"/>
+        </w:rPr>
+        <w:t>：领涨全市场，但全聚德不涨反跌</w:t>
+      </w:r>
+    </w:p>
+    <w:p>
+      <w:pPr>
+        <w:pStyle w:val="ListBullet"/>
+      </w:pPr>
+      <w:r>
+        <w:rPr>
+          <w:rFonts w:ascii="Microsoft YaHei" w:hAnsi="Microsoft YaHei"/>
+          <w:b/>
+          <w:color w:val="1A1A1A"/>
+        </w:rPr>
+        <w:t>教育板块（+1.61%）</w:t>
+      </w:r>
+      <w:r>
+        <w:rPr>
+          <w:rFonts w:ascii="Microsoft YaHei" w:hAnsi="Microsoft YaHei"/>
+        </w:rPr>
+        <w:t>：活跃但非直接关联</w:t>
+      </w:r>
+    </w:p>
+    <w:p>
+      <w:pPr>
+        <w:pStyle w:val="ListBullet"/>
+      </w:pPr>
+      <w:r>
+        <w:rPr>
+          <w:rFonts w:ascii="Microsoft YaHei" w:hAnsi="Microsoft YaHei"/>
+          <w:b/>
+          <w:color w:val="1A1A1A"/>
+        </w:rPr>
+        <w:t>酒店/旅游方向</w:t>
+      </w:r>
+      <w:r>
+        <w:rPr>
+          <w:rFonts w:ascii="Microsoft YaHei" w:hAnsi="Microsoft YaHei"/>
+        </w:rPr>
+        <w:t>：未在今日涨幅前列出现</w:t>
+      </w:r>
+    </w:p>
+    <w:p>
+      <w:r>
+        <w:rPr>
+          <w:rFonts w:ascii="Microsoft YaHei" w:hAnsi="Microsoft YaHei"/>
+        </w:rPr>
+        <w:t>全聚德的</w:t>
+      </w:r>
+      <w:r>
+        <w:rPr>
+          <w:rFonts w:ascii="Microsoft YaHei" w:hAnsi="Microsoft YaHei"/>
+          <w:b/>
+          <w:color w:val="1A1A1A"/>
+        </w:rPr>
+        <w:t>餐饮属性</w:t>
+      </w:r>
+      <w:r>
+        <w:rPr>
+          <w:rFonts w:ascii="Microsoft YaHei" w:hAnsi="Microsoft YaHei"/>
+        </w:rPr>
+        <w:t>在当前市场热点中处于相对边缘的位置，资金更偏好乳业、调味品、休闲食品等细分方向。</w:t>
+      </w:r>
+    </w:p>
+    <w:p>
+      <w:pPr>
+        <w:spacing w:before="240" w:after="240"/>
+        <w:pBdr>
+          <w:bottom w:val="single" w:sz="4" w:space="1" w:color="D0D7DE"/>
+        </w:pBdr>
+      </w:pPr>
+    </w:p>
+    <w:p>
+      <w:pPr>
+        <w:spacing w:before="360" w:after="80" w:line="288" w:lineRule="auto"/>
+        <w:pBdr>
+          <w:bottom w:val="single" w:sz="4" w:space="4" w:color="D0D7DE"/>
+        </w:pBdr>
+      </w:pPr>
+      <w:r>
+        <w:rPr>
+          <w:rFonts w:ascii="Microsoft YaHei" w:hAnsi="Microsoft YaHei"/>
+          <w:b/>
+          <w:color w:val="1A1A1A"/>
+          <w:sz w:val="28"/>
+        </w:rPr>
+        <w:t>综合研判</w:t>
       </w:r>
     </w:p>
     <w:tbl>
@@ -2178,14 +2235,13 @@
         <w:tblLook w:firstColumn="1" w:firstRow="1" w:lastColumn="0" w:lastRow="0" w:noHBand="0" w:noVBand="1" w:val="04A0"/>
       </w:tblPr>
       <w:tblGrid>
-        <w:gridCol w:w="3022"/>
-        <w:gridCol w:w="3022"/>
-        <w:gridCol w:w="3022"/>
+        <w:gridCol w:w="4533"/>
+        <w:gridCol w:w="4533"/>
       </w:tblGrid>
       <w:tr>
         <w:tc>
           <w:tcPr>
-            <w:tcW w:type="dxa" w:w="3022"/>
+            <w:tcW w:type="dxa" w:w="4533"/>
             <w:shd w:fill="F6F8FA" w:val="clear"/>
           </w:tcPr>
           <w:p>
@@ -2206,7 +2262,7 @@
         </w:tc>
         <w:tc>
           <w:tcPr>
-            <w:tcW w:type="dxa" w:w="3022"/>
+            <w:tcW w:type="dxa" w:w="4533"/>
             <w:shd w:fill="F6F8FA" w:val="clear"/>
           </w:tcPr>
           <w:p>
@@ -2221,14 +2277,73 @@
                 <w:color w:val="1A1A1A"/>
                 <w:sz w:val="18"/>
               </w:rPr>
-              <w:t>评估</w:t>
+              <w:t>结论</w:t>
+            </w:r>
+          </w:p>
+        </w:tc>
+      </w:tr>
+      <w:tr>
+        <w:tc>
+          <w:tcPr>
+            <w:tcW w:type="dxa" w:w="4533"/>
+          </w:tcPr>
+          <w:p>
+            <w:pPr>
+              <w:spacing w:before="40" w:after="40" w:line="288" w:lineRule="auto"/>
+            </w:pPr>
+            <w:r/>
+            <w:r>
+              <w:rPr>
+                <w:rFonts w:ascii="Microsoft YaHei" w:hAnsi="Microsoft YaHei"/>
+                <w:sz w:val="18"/>
+              </w:rPr>
+              <w:t>大盘情绪</w:t>
             </w:r>
           </w:p>
         </w:tc>
         <w:tc>
           <w:tcPr>
-            <w:tcW w:type="dxa" w:w="3022"/>
-            <w:shd w:fill="F6F8FA" w:val="clear"/>
+            <w:tcW w:type="dxa" w:w="4533"/>
+          </w:tcPr>
+          <w:p>
+            <w:pPr>
+              <w:spacing w:before="40" w:after="40" w:line="288" w:lineRule="auto"/>
+            </w:pPr>
+            <w:r/>
+            <w:r>
+              <w:rPr>
+                <w:rFonts w:ascii="Microsoft YaHei" w:hAnsi="Microsoft YaHei"/>
+                <w:sz w:val="18"/>
+              </w:rPr>
+              <w:t>整体向好，消费领涨，上涨个股近4000只</w:t>
+            </w:r>
+          </w:p>
+        </w:tc>
+      </w:tr>
+      <w:tr>
+        <w:tc>
+          <w:tcPr>
+            <w:tcW w:type="dxa" w:w="4533"/>
+            <w:shd w:fill="F8F9FA" w:val="clear"/>
+          </w:tcPr>
+          <w:p>
+            <w:pPr>
+              <w:spacing w:before="40" w:after="40" w:line="288" w:lineRule="auto"/>
+            </w:pPr>
+            <w:r/>
+            <w:r>
+              <w:rPr>
+                <w:rFonts w:ascii="Microsoft YaHei" w:hAnsi="Microsoft YaHei"/>
+                <w:sz w:val="18"/>
+              </w:rPr>
+              <w:t>个股走势</w:t>
+            </w:r>
+          </w:p>
+        </w:tc>
+        <w:tc>
+          <w:tcPr>
+            <w:tcW w:type="dxa" w:w="4533"/>
+            <w:shd w:fill="F8F9FA" w:val="clear"/>
           </w:tcPr>
           <w:p>
             <w:pPr>
@@ -2242,7 +2357,14 @@
                 <w:color w:val="1A1A1A"/>
                 <w:sz w:val="18"/>
               </w:rPr>
-              <w:t>要点</w:t>
+              <w:t>逆势下跌 -1.34%</w:t>
+            </w:r>
+            <w:r>
+              <w:rPr>
+                <w:rFonts w:ascii="Microsoft YaHei" w:hAnsi="Microsoft YaHei"/>
+                <w:sz w:val="18"/>
+              </w:rPr>
+              <w:t>，冲高回落，量价背离</w:t>
             </w:r>
           </w:p>
         </w:tc>
@@ -2250,7 +2372,7 @@
       <w:tr>
         <w:tc>
           <w:tcPr>
-            <w:tcW w:type="dxa" w:w="3022"/>
+            <w:tcW w:type="dxa" w:w="4533"/>
           </w:tcPr>
           <w:p>
             <w:pPr>
@@ -2262,13 +2384,13 @@
                 <w:rFonts w:ascii="Microsoft YaHei" w:hAnsi="Microsoft YaHei"/>
                 <w:sz w:val="18"/>
               </w:rPr>
-              <w:t>基本面</w:t>
+              <w:t>资金态度</w:t>
             </w:r>
           </w:p>
         </w:tc>
         <w:tc>
           <w:tcPr>
-            <w:tcW w:type="dxa" w:w="3022"/>
+            <w:tcW w:type="dxa" w:w="4533"/>
           </w:tcPr>
           <w:p>
             <w:pPr>
@@ -2280,25 +2402,7 @@
                 <w:rFonts w:ascii="Microsoft YaHei" w:hAnsi="Microsoft YaHei"/>
                 <w:sz w:val="18"/>
               </w:rPr>
-              <w:t>⭐⭐⭐⭐</w:t>
-            </w:r>
-          </w:p>
-        </w:tc>
-        <w:tc>
-          <w:tcPr>
-            <w:tcW w:type="dxa" w:w="3022"/>
-          </w:tcPr>
-          <w:p>
-            <w:pPr>
-              <w:spacing w:before="40" w:after="40" w:line="288" w:lineRule="auto"/>
-            </w:pPr>
-            <w:r/>
-            <w:r>
-              <w:rPr>
-                <w:rFonts w:ascii="Microsoft YaHei" w:hAnsi="Microsoft YaHei"/>
-                <w:sz w:val="18"/>
-              </w:rPr>
-              <w:t>扣非净利增超135%，主业扭亏，降本增效显著</w:t>
+              <w:t>内盘 &gt; 外盘，抛压占优，大单参与度低</w:t>
             </w:r>
           </w:p>
         </w:tc>
@@ -2306,7 +2410,7 @@
       <w:tr>
         <w:tc>
           <w:tcPr>
-            <w:tcW w:type="dxa" w:w="3022"/>
+            <w:tcW w:type="dxa" w:w="4533"/>
             <w:shd w:fill="F8F9FA" w:val="clear"/>
           </w:tcPr>
           <w:p>
@@ -2319,13 +2423,13 @@
                 <w:rFonts w:ascii="Microsoft YaHei" w:hAnsi="Microsoft YaHei"/>
                 <w:sz w:val="18"/>
               </w:rPr>
-              <w:t>资金面</w:t>
+              <w:t>技术位置</w:t>
             </w:r>
           </w:p>
         </w:tc>
         <w:tc>
           <w:tcPr>
-            <w:tcW w:type="dxa" w:w="3022"/>
+            <w:tcW w:type="dxa" w:w="4533"/>
             <w:shd w:fill="F8F9FA" w:val="clear"/>
           </w:tcPr>
           <w:p>
@@ -2338,13 +2442,69 @@
                 <w:rFonts w:ascii="Microsoft YaHei" w:hAnsi="Microsoft YaHei"/>
                 <w:sz w:val="18"/>
               </w:rPr>
-              <w:t>⭐⭐⭐</w:t>
+              <w:t>处于布林带中轨与上轨之间，短期动能减弱</w:t>
+            </w:r>
+          </w:p>
+        </w:tc>
+      </w:tr>
+      <w:tr>
+        <w:tc>
+          <w:tcPr>
+            <w:tcW w:type="dxa" w:w="4533"/>
+          </w:tcPr>
+          <w:p>
+            <w:pPr>
+              <w:spacing w:before="40" w:after="40" w:line="288" w:lineRule="auto"/>
+            </w:pPr>
+            <w:r/>
+            <w:r>
+              <w:rPr>
+                <w:rFonts w:ascii="Microsoft YaHei" w:hAnsi="Microsoft YaHei"/>
+                <w:sz w:val="18"/>
+              </w:rPr>
+              <w:t>估值水平</w:t>
             </w:r>
           </w:p>
         </w:tc>
         <w:tc>
           <w:tcPr>
-            <w:tcW w:type="dxa" w:w="3022"/>
+            <w:tcW w:type="dxa" w:w="4533"/>
+          </w:tcPr>
+          <w:p>
+            <w:pPr>
+              <w:spacing w:before="40" w:after="40" w:line="288" w:lineRule="auto"/>
+            </w:pPr>
+            <w:r/>
+            <w:r>
+              <w:rPr>
+                <w:rFonts w:ascii="Microsoft YaHei" w:hAnsi="Microsoft YaHei"/>
+                <w:sz w:val="18"/>
+              </w:rPr>
+              <w:t xml:space="preserve">动态PE近 </w:t>
+            </w:r>
+            <w:r>
+              <w:rPr>
+                <w:rFonts w:ascii="Microsoft YaHei" w:hAnsi="Microsoft YaHei"/>
+                <w:b/>
+                <w:color w:val="1A1A1A"/>
+                <w:sz w:val="18"/>
+              </w:rPr>
+              <w:t>100倍</w:t>
+            </w:r>
+            <w:r>
+              <w:rPr>
+                <w:rFonts w:ascii="Microsoft YaHei" w:hAnsi="Microsoft YaHei"/>
+                <w:sz w:val="18"/>
+              </w:rPr>
+              <w:t>，估值偏高构成隐性压制</w:t>
+            </w:r>
+          </w:p>
+        </w:tc>
+      </w:tr>
+      <w:tr>
+        <w:tc>
+          <w:tcPr>
+            <w:tcW w:type="dxa" w:w="4533"/>
             <w:shd w:fill="F8F9FA" w:val="clear"/>
           </w:tcPr>
           <w:p>
@@ -2357,71 +2517,13 @@
                 <w:rFonts w:ascii="Microsoft YaHei" w:hAnsi="Microsoft YaHei"/>
                 <w:sz w:val="18"/>
               </w:rPr>
-              <w:t>主力净流入，但内盘偏大，多空分歧明显</w:t>
-            </w:r>
-          </w:p>
-        </w:tc>
-      </w:tr>
-      <w:tr>
-        <w:tc>
-          <w:tcPr>
-            <w:tcW w:type="dxa" w:w="3022"/>
-          </w:tcPr>
-          <w:p>
-            <w:pPr>
-              <w:spacing w:before="40" w:after="40" w:line="288" w:lineRule="auto"/>
-            </w:pPr>
-            <w:r/>
-            <w:r>
-              <w:rPr>
-                <w:rFonts w:ascii="Microsoft YaHei" w:hAnsi="Microsoft YaHei"/>
-                <w:sz w:val="18"/>
-              </w:rPr>
-              <w:t>技术面</w:t>
+              <w:t>板块联动</w:t>
             </w:r>
           </w:p>
         </w:tc>
         <w:tc>
           <w:tcPr>
-            <w:tcW w:type="dxa" w:w="3022"/>
-          </w:tcPr>
-          <w:p>
-            <w:pPr>
-              <w:spacing w:before="40" w:after="40" w:line="288" w:lineRule="auto"/>
-            </w:pPr>
-            <w:r/>
-            <w:r>
-              <w:rPr>
-                <w:rFonts w:ascii="Microsoft YaHei" w:hAnsi="Microsoft YaHei"/>
-                <w:sz w:val="18"/>
-              </w:rPr>
-              <w:t>⭐⭐⭐</w:t>
-            </w:r>
-          </w:p>
-        </w:tc>
-        <w:tc>
-          <w:tcPr>
-            <w:tcW w:type="dxa" w:w="3022"/>
-          </w:tcPr>
-          <w:p>
-            <w:pPr>
-              <w:spacing w:before="40" w:after="40" w:line="288" w:lineRule="auto"/>
-            </w:pPr>
-            <w:r/>
-            <w:r>
-              <w:rPr>
-                <w:rFonts w:ascii="Microsoft YaHei" w:hAnsi="Microsoft YaHei"/>
-                <w:sz w:val="18"/>
-              </w:rPr>
-              <w:t>冲高上轨回落，中轨支撑待确认</w:t>
-            </w:r>
-          </w:p>
-        </w:tc>
-      </w:tr>
-      <w:tr>
-        <w:tc>
-          <w:tcPr>
-            <w:tcW w:type="dxa" w:w="3022"/>
+            <w:tcW w:type="dxa" w:w="4533"/>
             <w:shd w:fill="F8F9FA" w:val="clear"/>
           </w:tcPr>
           <w:p>
@@ -2434,101 +2536,16 @@
                 <w:rFonts w:ascii="Microsoft YaHei" w:hAnsi="Microsoft YaHei"/>
                 <w:sz w:val="18"/>
               </w:rPr>
-              <w:t>消息面</w:t>
+              <w:t>食品饮料大涨但全聚德未跟涨，</w:t>
             </w:r>
-          </w:p>
-        </w:tc>
-        <w:tc>
-          <w:tcPr>
-            <w:tcW w:type="dxa" w:w="3022"/>
-            <w:shd w:fill="F8F9FA" w:val="clear"/>
-          </w:tcPr>
-          <w:p>
-            <w:pPr>
-              <w:spacing w:before="40" w:after="40" w:line="288" w:lineRule="auto"/>
-            </w:pPr>
-            <w:r/>
             <w:r>
               <w:rPr>
                 <w:rFonts w:ascii="Microsoft YaHei" w:hAnsi="Microsoft YaHei"/>
+                <w:b/>
+                <w:color w:val="1A1A1A"/>
                 <w:sz w:val="18"/>
               </w:rPr>
-              <w:t>⭐⭐⭐</w:t>
-            </w:r>
-          </w:p>
-        </w:tc>
-        <w:tc>
-          <w:tcPr>
-            <w:tcW w:type="dxa" w:w="3022"/>
-            <w:shd w:fill="F8F9FA" w:val="clear"/>
-          </w:tcPr>
-          <w:p>
-            <w:pPr>
-              <w:spacing w:before="40" w:after="40" w:line="288" w:lineRule="auto"/>
-            </w:pPr>
-            <w:r/>
-            <w:r>
-              <w:rPr>
-                <w:rFonts w:ascii="Microsoft YaHei" w:hAnsi="Microsoft YaHei"/>
-                <w:sz w:val="18"/>
-              </w:rPr>
-              <w:t>业绩利好已消化，板块催化不匹配</w:t>
-            </w:r>
-          </w:p>
-        </w:tc>
-      </w:tr>
-      <w:tr>
-        <w:tc>
-          <w:tcPr>
-            <w:tcW w:type="dxa" w:w="3022"/>
-          </w:tcPr>
-          <w:p>
-            <w:pPr>
-              <w:spacing w:before="40" w:after="40" w:line="288" w:lineRule="auto"/>
-            </w:pPr>
-            <w:r/>
-            <w:r>
-              <w:rPr>
-                <w:rFonts w:ascii="Microsoft YaHei" w:hAnsi="Microsoft YaHei"/>
-                <w:sz w:val="18"/>
-              </w:rPr>
-              <w:t>估值面</w:t>
-            </w:r>
-          </w:p>
-        </w:tc>
-        <w:tc>
-          <w:tcPr>
-            <w:tcW w:type="dxa" w:w="3022"/>
-          </w:tcPr>
-          <w:p>
-            <w:pPr>
-              <w:spacing w:before="40" w:after="40" w:line="288" w:lineRule="auto"/>
-            </w:pPr>
-            <w:r/>
-            <w:r>
-              <w:rPr>
-                <w:rFonts w:ascii="Microsoft YaHei" w:hAnsi="Microsoft YaHei"/>
-                <w:sz w:val="18"/>
-              </w:rPr>
-              <w:t>⭐⭐</w:t>
-            </w:r>
-          </w:p>
-        </w:tc>
-        <w:tc>
-          <w:tcPr>
-            <w:tcW w:type="dxa" w:w="3022"/>
-          </w:tcPr>
-          <w:p>
-            <w:pPr>
-              <w:spacing w:before="40" w:after="40" w:line="288" w:lineRule="auto"/>
-            </w:pPr>
-            <w:r/>
-            <w:r>
-              <w:rPr>
-                <w:rFonts w:ascii="Microsoft YaHei" w:hAnsi="Microsoft YaHei"/>
-                <w:sz w:val="18"/>
-              </w:rPr>
-              <w:t>PE近100倍，安全边际不足</w:t>
+              <w:t>板块共振缺失</w:t>
             </w:r>
           </w:p>
         </w:tc>
@@ -2542,13 +2559,41 @@
           <w:b/>
           <w:color w:val="1A1A1A"/>
         </w:rPr>
-        <w:t>午间结论</w:t>
+        <w:t>主力观点</w:t>
       </w:r>
       <w:r>
         <w:rPr>
           <w:rFonts w:ascii="Microsoft YaHei" w:hAnsi="Microsoft YaHei"/>
         </w:rPr>
-        <w:t>:</w:t>
+        <w:t>：全聚德今日呈现典型的</w:t>
+      </w:r>
+      <w:r>
+        <w:rPr>
+          <w:rFonts w:ascii="Microsoft YaHei" w:hAnsi="Microsoft YaHei"/>
+          <w:b/>
+          <w:color w:val="1A1A1A"/>
+        </w:rPr>
+        <w:t>"该涨不涨"</w:t>
+      </w:r>
+      <w:r>
+        <w:rPr>
+          <w:rFonts w:ascii="Microsoft YaHei" w:hAnsi="Microsoft YaHei"/>
+        </w:rPr>
+        <w:t xml:space="preserve">弱势格局。在消费板块集体走强、大盘回暖的背景下，全聚德高开低走、放量回落，反映出当前估值水平下资金追涨意愿有限，短线获利盘有较强的兑现倾向。午后需重点关注 </w:t>
+      </w:r>
+      <w:r>
+        <w:rPr>
+          <w:rFonts w:ascii="Microsoft YaHei" w:hAnsi="Microsoft YaHei"/>
+          <w:b/>
+          <w:color w:val="1A1A1A"/>
+        </w:rPr>
+        <w:t>8.66元（布林带中轨）</w:t>
+      </w:r>
+      <w:r>
+        <w:rPr>
+          <w:rFonts w:ascii="Microsoft YaHei" w:hAnsi="Microsoft YaHei"/>
+        </w:rPr>
+        <w:t xml:space="preserve"> 的支撑有效性，若持续运行在中轨下方，则短线调整压力将进一步加大。</w:t>
       </w:r>
     </w:p>
     <w:p>
@@ -2556,111 +2601,8 @@
         <w:rPr>
           <w:rFonts w:ascii="Microsoft YaHei" w:hAnsi="Microsoft YaHei"/>
         </w:rPr>
-        <w:t>全聚德今日走势</w:t>
+        <w:t xml:space="preserve">&gt; </w:t>
       </w:r>
-      <w:r>
-        <w:rPr>
-          <w:rFonts w:ascii="Microsoft YaHei" w:hAnsi="Microsoft YaHei"/>
-          <w:b/>
-          <w:color w:val="1A1A1A"/>
-        </w:rPr>
-        <w:t>明显弱于大盘及所属板块</w:t>
-      </w:r>
-      <w:r>
-        <w:rPr>
-          <w:rFonts w:ascii="Microsoft YaHei" w:hAnsi="Microsoft YaHei"/>
-        </w:rPr>
-        <w:t>。尽管公司2026年上半年扣非净利润大增、主业显著改善，且食品饮料板块今日领涨全市场，但股价仍逆势下跌</w:t>
-      </w:r>
-      <w:r>
-        <w:rPr>
-          <w:rFonts w:ascii="Microsoft YaHei" w:hAnsi="Microsoft YaHei"/>
-          <w:b/>
-          <w:color w:val="1A1A1A"/>
-        </w:rPr>
-        <w:t>1.34%</w:t>
-      </w:r>
-      <w:r>
-        <w:rPr>
-          <w:rFonts w:ascii="Microsoft YaHei" w:hAnsi="Microsoft YaHei"/>
-        </w:rPr>
-        <w:t>，呈现典型的"利好出尽"或"估值压力"特征。</w:t>
-      </w:r>
-    </w:p>
-    <w:p>
-      <w:r>
-        <w:rPr>
-          <w:rFonts w:ascii="Microsoft YaHei" w:hAnsi="Microsoft YaHei"/>
-          <w:b/>
-          <w:color w:val="1A1A1A"/>
-        </w:rPr>
-        <w:t>短期关注</w:t>
-      </w:r>
-      <w:r>
-        <w:rPr>
-          <w:rFonts w:ascii="Microsoft YaHei" w:hAnsi="Microsoft YaHei"/>
-        </w:rPr>
-        <w:t>:</w:t>
-      </w:r>
-    </w:p>
-    <w:p>
-      <w:pPr>
-        <w:pStyle w:val="ListNumber"/>
-      </w:pPr>
-      <w:r>
-        <w:rPr>
-          <w:rFonts w:ascii="Microsoft YaHei" w:hAnsi="Microsoft YaHei"/>
-          <w:b/>
-          <w:color w:val="1A1A1A"/>
-        </w:rPr>
-        <w:t>8.66元（布林带中轨）支撑</w:t>
-      </w:r>
-      <w:r>
-        <w:rPr>
-          <w:rFonts w:ascii="Microsoft YaHei" w:hAnsi="Microsoft YaHei"/>
-        </w:rPr>
-        <w:t>：若午后跌破该位置，可能进一步向下寻底</w:t>
-      </w:r>
-    </w:p>
-    <w:p>
-      <w:pPr>
-        <w:pStyle w:val="ListNumber"/>
-      </w:pPr>
-      <w:r>
-        <w:rPr>
-          <w:rFonts w:ascii="Microsoft YaHei" w:hAnsi="Microsoft YaHei"/>
-          <w:b/>
-          <w:color w:val="1A1A1A"/>
-        </w:rPr>
-        <w:t>9.06元（布林带上轨）压力</w:t>
-      </w:r>
-      <w:r>
-        <w:rPr>
-          <w:rFonts w:ascii="Microsoft YaHei" w:hAnsi="Microsoft YaHei"/>
-        </w:rPr>
-        <w:t>：重新站回上轨上方才能扭转短线颓势</w:t>
-      </w:r>
-    </w:p>
-    <w:p>
-      <w:pPr>
-        <w:pStyle w:val="ListNumber"/>
-      </w:pPr>
-      <w:r>
-        <w:rPr>
-          <w:rFonts w:ascii="Microsoft YaHei" w:hAnsi="Microsoft YaHei"/>
-          <w:b/>
-          <w:color w:val="1A1A1A"/>
-        </w:rPr>
-        <w:t>板块轮动节奏</w:t>
-      </w:r>
-      <w:r>
-        <w:rPr>
-          <w:rFonts w:ascii="Microsoft YaHei" w:hAnsi="Microsoft YaHei"/>
-        </w:rPr>
-        <w:t>：食品饮料板块能否持续走强，对个股情绪有带动作用</w:t>
-      </w:r>
-    </w:p>
-    <w:p>
       <w:r>
         <w:rPr>
           <w:rFonts w:ascii="Microsoft YaHei" w:hAnsi="Microsoft YaHei"/>
@@ -2673,43 +2615,7 @@
         <w:rPr>
           <w:rFonts w:ascii="Microsoft YaHei" w:hAnsi="Microsoft YaHei"/>
         </w:rPr>
-        <w:t>: 动态市盈率近</w:t>
-      </w:r>
-      <w:r>
-        <w:rPr>
-          <w:rFonts w:ascii="Microsoft YaHei" w:hAnsi="Microsoft YaHei"/>
-          <w:b/>
-          <w:color w:val="1A1A1A"/>
-        </w:rPr>
-        <w:t>100倍</w:t>
-      </w:r>
-      <w:r>
-        <w:rPr>
-          <w:rFonts w:ascii="Microsoft YaHei" w:hAnsi="Microsoft YaHei"/>
-        </w:rPr>
-        <w:t>，在当前市场环境下估值压力较大；扣非净利润虽有改善，但绝对金额仍偏低（中位数约815万元），业绩弹性有限。</w:t>
-      </w:r>
-    </w:p>
-    <w:p>
-      <w:r>
-        <w:rPr>
-          <w:rFonts w:ascii="Microsoft YaHei" w:hAnsi="Microsoft YaHei"/>
-        </w:rPr>
-        <w:t xml:space="preserve">&gt; ⚠️ </w:t>
-      </w:r>
-      <w:r>
-        <w:rPr>
-          <w:rFonts w:ascii="Microsoft YaHei" w:hAnsi="Microsoft YaHei"/>
-          <w:b/>
-          <w:color w:val="1A1A1A"/>
-        </w:rPr>
-        <w:t>免责声明</w:t>
-      </w:r>
-      <w:r>
-        <w:rPr>
-          <w:rFonts w:ascii="Microsoft YaHei" w:hAnsi="Microsoft YaHei"/>
-        </w:rPr>
-        <w:t>: 以上分析基于公开数据，仅供参考，不构成投资建议。股市有风险，投资需谨慎。</w:t>
+        <w:t>：以上分析基于公开数据，不构成投资建议。股市有风险，投资需谨慎。</w:t>
       </w:r>
     </w:p>
     <w:sectPr>
